--- a/03_project/docs/115年_系統簡介.docx
+++ b/03_project/docs/115年_系統簡介.docx
@@ -115,23 +115,7 @@
           <w:rFonts w:ascii="Times New Roman" w:eastAsia="標楷體" w:hAnsi="Times New Roman"/>
           <w:sz w:val="28"/>
         </w:rPr>
-        <w:t>揪人</w:t>
-      </w:r>
-      <w:proofErr w:type="gramStart"/>
-      <w:r>
-        <w:rPr>
-          <w:rFonts w:ascii="Times New Roman" w:eastAsia="標楷體" w:hAnsi="Times New Roman"/>
-          <w:sz w:val="28"/>
-        </w:rPr>
-        <w:t>不</w:t>
-      </w:r>
-      <w:proofErr w:type="gramEnd"/>
-      <w:r>
-        <w:rPr>
-          <w:rFonts w:ascii="Times New Roman" w:eastAsia="標楷體" w:hAnsi="Times New Roman"/>
-          <w:sz w:val="28"/>
-        </w:rPr>
-        <w:t>糾結</w:t>
+        <w:t>揪人不糾結</w:t>
       </w:r>
     </w:p>
     <w:p>
@@ -224,17 +208,8 @@
           <w:rFonts w:ascii="Times New Roman" w:eastAsia="標楷體" w:hAnsi="Times New Roman"/>
           <w:sz w:val="28"/>
         </w:rPr>
-        <w:t>、鄭喬尹、賴若禾、吳文鈺、李若</w:t>
-      </w:r>
-      <w:proofErr w:type="gramStart"/>
-      <w:r>
-        <w:rPr>
-          <w:rFonts w:ascii="Times New Roman" w:eastAsia="標楷體" w:hAnsi="Times New Roman"/>
-          <w:sz w:val="28"/>
-        </w:rPr>
-        <w:t>妘</w:t>
-      </w:r>
-      <w:proofErr w:type="gramEnd"/>
+        <w:t>、鄭喬尹、賴若禾、吳文鈺、李若妘</w:t>
+      </w:r>
     </w:p>
     <w:p>
       <w:pPr>
@@ -293,21 +268,7 @@
         <w:rPr>
           <w:rFonts w:ascii="標楷體" w:eastAsia="標楷體" w:hAnsi="標楷體"/>
         </w:rPr>
-        <w:t>隨著即時通訊軟體的</w:t>
-      </w:r>
-      <w:proofErr w:type="gramStart"/>
-      <w:r>
-        <w:rPr>
-          <w:rFonts w:ascii="標楷體" w:eastAsia="標楷體" w:hAnsi="標楷體"/>
-        </w:rPr>
-        <w:t>普及，</w:t>
-      </w:r>
-      <w:proofErr w:type="gramEnd"/>
-      <w:r>
-        <w:rPr>
-          <w:rFonts w:ascii="標楷體" w:eastAsia="標楷體" w:hAnsi="標楷體"/>
-        </w:rPr>
-        <w:t>LINE 已成為現代人日常溝通的重要工具。朋友、同學或家人在安排聚餐與出遊時，往往會直接在群組中討論地點、時間、預算與交通方式。然而，在實際規劃過程中，常會出現選項太多難以決定、預算不同、距離與交通不便，以及需要額外查詢地圖、評價、價格等資訊的情況，導致討論時間拉長，降低整體決策效率。</w:t>
+        <w:t>隨著即時通訊軟體的普及，LINE 已成為現代人日常溝通的重要工具。朋友、同學或家人在安排聚餐與出遊時，往往會直接在群組中討論地點、時間、預算與交通方式。然而，在實際規劃過程中，常會出現選項太多難以決定、預算不同、距離與交通不便，以及需要額外查詢地圖、評價、價格等資訊的情況，導致討論時間拉長，降低整體決策效率。</w:t>
       </w:r>
     </w:p>
     <w:p>
@@ -989,18 +950,6 @@
     </w:p>
     <w:p>
       <w:pPr>
-        <w:pStyle w:val="a9"/>
-        <w:snapToGrid w:val="0"/>
-        <w:spacing w:line="360" w:lineRule="auto"/>
-        <w:ind w:left="482" w:firstLineChars="100" w:firstLine="240"/>
-        <w:rPr>
-          <w:rFonts w:eastAsia="標楷體"/>
-          <w:szCs w:val="24"/>
-        </w:rPr>
-      </w:pPr>
-    </w:p>
-    <w:p>
-      <w:pPr>
         <w:numPr>
           <w:ilvl w:val="0"/>
           <w:numId w:val="1"/>
@@ -1031,8 +980,8 @@
       <w:pPr>
         <w:pStyle w:val="a9"/>
         <w:snapToGrid w:val="0"/>
-        <w:spacing w:line="360" w:lineRule="auto"/>
         <w:ind w:left="482"/>
+        <w:jc w:val="both"/>
         <w:rPr>
           <w:rFonts w:eastAsia="標楷體"/>
           <w:szCs w:val="24"/>
@@ -1054,8 +1003,9 @@
           <w:numId w:val="7"/>
         </w:numPr>
         <w:snapToGrid w:val="0"/>
-        <w:spacing w:beforeLines="50" w:before="180" w:afterLines="50" w:after="180" w:line="360" w:lineRule="auto"/>
+        <w:spacing w:beforeLines="50" w:before="180" w:afterLines="50" w:after="180"/>
         <w:ind w:left="964" w:hanging="482"/>
+        <w:jc w:val="both"/>
         <w:rPr>
           <w:rFonts w:eastAsia="標楷體"/>
           <w:szCs w:val="24"/>
@@ -1140,8 +1090,9 @@
           <w:numId w:val="7"/>
         </w:numPr>
         <w:snapToGrid w:val="0"/>
-        <w:spacing w:beforeLines="50" w:before="180" w:afterLines="50" w:after="180" w:line="360" w:lineRule="auto"/>
+        <w:spacing w:beforeLines="50" w:before="180" w:afterLines="50" w:after="180"/>
         <w:ind w:left="964" w:hanging="482"/>
+        <w:jc w:val="both"/>
         <w:rPr>
           <w:rFonts w:eastAsia="標楷體"/>
           <w:szCs w:val="24"/>
@@ -1180,7 +1131,7 @@
           <w:rFonts w:eastAsia="標楷體"/>
           <w:szCs w:val="24"/>
         </w:rPr>
-        <w:t>）：本系統採用</w:t>
+        <w:t>）：採用</w:t>
       </w:r>
       <w:r>
         <w:rPr>
@@ -1236,7 +1187,7 @@
           <w:rFonts w:eastAsia="標楷體"/>
           <w:szCs w:val="24"/>
         </w:rPr>
-        <w:t>建議回覆。相較於傳統關鍵字判斷方式，大語言模型能更準確理解對話脈絡與討論進展，提升系統判斷品質與使用體驗。</w:t>
+        <w:t>建議回覆。</w:t>
       </w:r>
     </w:p>
     <w:p>
@@ -1247,8 +1198,9 @@
           <w:numId w:val="7"/>
         </w:numPr>
         <w:snapToGrid w:val="0"/>
-        <w:spacing w:beforeLines="50" w:before="180" w:afterLines="50" w:after="180" w:line="360" w:lineRule="auto"/>
+        <w:spacing w:beforeLines="50" w:before="180" w:afterLines="50" w:after="180"/>
         <w:ind w:left="964" w:hanging="482"/>
+        <w:jc w:val="both"/>
         <w:rPr>
           <w:rFonts w:eastAsia="標楷體"/>
           <w:szCs w:val="24"/>
@@ -1298,8 +1250,9 @@
           <w:numId w:val="7"/>
         </w:numPr>
         <w:snapToGrid w:val="0"/>
-        <w:spacing w:beforeLines="50" w:before="180" w:afterLines="50" w:after="180" w:line="360" w:lineRule="auto"/>
+        <w:spacing w:beforeLines="50" w:before="180" w:afterLines="50" w:after="180"/>
         <w:ind w:left="964" w:hanging="482"/>
+        <w:jc w:val="both"/>
         <w:rPr>
           <w:rFonts w:eastAsia="標楷體"/>
           <w:szCs w:val="24"/>
@@ -1391,8 +1344,9 @@
           <w:numId w:val="7"/>
         </w:numPr>
         <w:snapToGrid w:val="0"/>
-        <w:spacing w:beforeLines="50" w:before="180" w:afterLines="50" w:after="180" w:line="360" w:lineRule="auto"/>
+        <w:spacing w:beforeLines="50" w:before="180" w:afterLines="50" w:after="180"/>
         <w:ind w:left="964" w:hanging="482"/>
+        <w:jc w:val="both"/>
         <w:rPr>
           <w:rFonts w:eastAsia="標楷體"/>
           <w:szCs w:val="24"/>
@@ -1456,8 +1410,9 @@
           <w:numId w:val="7"/>
         </w:numPr>
         <w:snapToGrid w:val="0"/>
-        <w:spacing w:beforeLines="50" w:before="180" w:afterLines="50" w:after="180" w:line="360" w:lineRule="auto"/>
+        <w:spacing w:beforeLines="50" w:before="180" w:afterLines="50" w:after="180"/>
         <w:ind w:left="964" w:hanging="482"/>
+        <w:jc w:val="both"/>
         <w:rPr>
           <w:rFonts w:eastAsia="標楷體"/>
           <w:szCs w:val="24"/>
@@ -1552,18 +1507,97 @@
       <w:pPr>
         <w:pStyle w:val="a9"/>
         <w:snapToGrid w:val="0"/>
-        <w:spacing w:line="360" w:lineRule="auto"/>
+        <w:spacing w:beforeLines="50" w:before="180" w:afterLines="50" w:after="180"/>
         <w:ind w:left="482" w:firstLineChars="100" w:firstLine="240"/>
-        <w:rPr>
-          <w:rFonts w:eastAsia="標楷體"/>
-        </w:rPr>
-      </w:pPr>
-      <w:r>
-        <w:rPr>
-          <w:rFonts w:eastAsia="標楷體" w:hint="eastAsia"/>
-          <w:szCs w:val="24"/>
-        </w:rPr>
-        <w:t>內文</w:t>
+        <w:jc w:val="both"/>
+        <w:rPr>
+          <w:rFonts w:ascii="標楷體" w:eastAsia="標楷體" w:hAnsi="標楷體" w:cs="新細明體" w:hint="eastAsia"/>
+          <w:kern w:val="0"/>
+          <w:szCs w:val="24"/>
+        </w:rPr>
+      </w:pPr>
+      <w:r>
+        <w:rPr>
+          <w:rFonts w:ascii="標楷體" w:eastAsia="標楷體" w:hAnsi="標楷體" w:cs="新細明體" w:hint="eastAsia"/>
+          <w:kern w:val="0"/>
+          <w:szCs w:val="24"/>
+        </w:rPr>
+        <w:t>本系統目前以原型系統形式進行開發與驗證，主要執行環境為 Windows 作業系統，開發過程中使用 Visual Studio Code 作為主要整合開發環境，以利進行程式撰寫、模組管理、除錯與版本同步。系統後端程式以 Python 為主要開發語言，負責處理群組對話輸入、條件擷取、情境分析、decision_state 判斷、AI 介入判斷及結果輸出等核心流程，作為整體 AI decision core 的實作基礎。</w:t>
+      </w:r>
+    </w:p>
+    <w:p>
+      <w:pPr>
+        <w:pStyle w:val="a9"/>
+        <w:snapToGrid w:val="0"/>
+        <w:spacing w:beforeLines="50" w:before="180" w:afterLines="50" w:after="180"/>
+        <w:ind w:left="482" w:firstLineChars="100" w:firstLine="240"/>
+        <w:jc w:val="both"/>
+        <w:rPr>
+          <w:rFonts w:ascii="標楷體" w:eastAsia="標楷體" w:hAnsi="標楷體" w:cs="新細明體" w:hint="eastAsia"/>
+          <w:kern w:val="0"/>
+          <w:szCs w:val="24"/>
+        </w:rPr>
+      </w:pPr>
+      <w:r>
+        <w:rPr>
+          <w:rFonts w:ascii="標楷體" w:eastAsia="標楷體" w:hAnsi="標楷體" w:cs="新細明體" w:hint="eastAsia"/>
+          <w:kern w:val="0"/>
+          <w:szCs w:val="24"/>
+        </w:rPr>
+        <w:t>在 AI 分析環境方面，本系統目前採用 OpenAI GPT-4.1 mini 作為大語言模型，用於群組對話的情境判斷、需求理解與建議回覆生成。由於模型服務需透過 API 呼叫，因此系統執行時須具備穩定的網路連線環境，方可完成即時分析；若未來擴充外部查詢功能，如地圖、餐廳、電影場次或天氣資訊，亦需依賴網際網路連線與相關 API 服務支援。</w:t>
+      </w:r>
+    </w:p>
+    <w:p>
+      <w:pPr>
+        <w:pStyle w:val="a9"/>
+        <w:snapToGrid w:val="0"/>
+        <w:spacing w:beforeLines="50" w:before="180" w:afterLines="50" w:after="180"/>
+        <w:ind w:left="482" w:firstLineChars="100" w:firstLine="240"/>
+        <w:jc w:val="both"/>
+        <w:rPr>
+          <w:rFonts w:ascii="標楷體" w:eastAsia="標楷體" w:hAnsi="標楷體" w:cs="新細明體" w:hint="eastAsia"/>
+          <w:kern w:val="0"/>
+          <w:szCs w:val="24"/>
+        </w:rPr>
+      </w:pPr>
+      <w:r>
+        <w:rPr>
+          <w:rFonts w:ascii="標楷體" w:eastAsia="標楷體" w:hAnsi="標楷體" w:cs="新細明體" w:hint="eastAsia"/>
+          <w:kern w:val="0"/>
+          <w:szCs w:val="24"/>
+        </w:rPr>
+        <w:t>在介面與整合架構上，本系統以 LINE Bot 作為訊息接收與回覆介面，負責串接使用者於 LINE 群組中的對話內容，並將資料傳送至 AI decision core 進行分析，再依情境判斷結果決定是否</w:t>
+      </w:r>
+      <w:r>
+        <w:rPr>
+          <w:rFonts w:ascii="標楷體" w:eastAsia="標楷體" w:hAnsi="標楷體" w:cs="新細明體" w:hint="eastAsia"/>
+          <w:kern w:val="0"/>
+          <w:szCs w:val="24"/>
+        </w:rPr>
+        <w:lastRenderedPageBreak/>
+        <w:t>主動介入與回覆。版本控制方面，專案目前使用 GitHub 管理程式碼與開發歷程，以利多人協作、版本追蹤與功能整合。</w:t>
+      </w:r>
+    </w:p>
+    <w:p>
+      <w:pPr>
+        <w:pStyle w:val="a9"/>
+        <w:snapToGrid w:val="0"/>
+        <w:spacing w:beforeLines="50" w:before="180" w:afterLines="50" w:after="180"/>
+        <w:ind w:left="482" w:firstLineChars="100" w:firstLine="240"/>
+        <w:jc w:val="both"/>
+        <w:rPr>
+          <w:rFonts w:ascii="標楷體" w:eastAsia="標楷體" w:hAnsi="標楷體" w:cs="新細明體"/>
+          <w:kern w:val="0"/>
+          <w:szCs w:val="24"/>
+        </w:rPr>
+      </w:pPr>
+      <w:r>
+        <w:rPr>
+          <w:rFonts w:ascii="標楷體" w:eastAsia="標楷體" w:hAnsi="標楷體" w:cs="新細明體" w:hint="eastAsia"/>
+          <w:kern w:val="0"/>
+          <w:szCs w:val="24"/>
+        </w:rPr>
+        <w:t>資料儲存部分，目前系統已預留資料庫擴充架構，未來可依需求導入資料庫功能，用於儲存推薦資料、使用紀錄、系統設定或外部查詢結果。整體而言，本系統之使用環境以 Python、OpenAI API、LINE Bot 與 GitHub 為核心，符合目前 LINE 群組 AI decision core 原型開發與後續功能擴充之需求。</w:t>
       </w:r>
     </w:p>
     <w:p>
@@ -1607,7 +1641,6 @@
         <w:rPr>
           <w:rFonts w:ascii="標楷體" w:eastAsia="標楷體" w:hAnsi="標楷體"/>
         </w:rPr>
-        <w:lastRenderedPageBreak/>
         <w:t>本專題以 LINE 群組討論情境為出發點，設計一套智慧聚餐與出遊推薦系統，期望協助使用者在熟悉的聊天環境中，更快速完成地點選擇、預算整合與行程規劃。系統透過 AI 推薦、條件整理、路線資訊整合與網頁展示，有助於改善傳統規劃過程中資訊分散、反覆查詢與多人決策困難等問題。</w:t>
       </w:r>
     </w:p>
@@ -1624,49 +1657,7 @@
         <w:rPr>
           <w:rFonts w:ascii="標楷體" w:eastAsia="標楷體" w:hAnsi="標楷體"/>
         </w:rPr>
-        <w:t>未來，本系統可持續朝多個方向發展。首先，可進一步提升 AI 對群組聊天語意、情境與需求變化的辨識能力，使系統在面對更複雜的對話內容時，仍能提供更精</w:t>
-      </w:r>
-      <w:proofErr w:type="gramStart"/>
-      <w:r>
-        <w:rPr>
-          <w:rFonts w:ascii="標楷體" w:eastAsia="標楷體" w:hAnsi="標楷體"/>
-        </w:rPr>
-        <w:t>準</w:t>
-      </w:r>
-      <w:proofErr w:type="gramEnd"/>
-      <w:r>
-        <w:rPr>
-          <w:rFonts w:ascii="標楷體" w:eastAsia="標楷體" w:hAnsi="標楷體"/>
-        </w:rPr>
-        <w:t>的推薦結果。其次，可加入個人偏好學習、歷史紀錄分析與客製化推薦功能，讓系統不只回應當下需求，也能根據過往使用情形提供更貼近使用者習慣的建議。</w:t>
-      </w:r>
-      <w:proofErr w:type="gramStart"/>
-      <w:r>
-        <w:rPr>
-          <w:rFonts w:ascii="標楷體" w:eastAsia="標楷體" w:hAnsi="標楷體"/>
-        </w:rPr>
-        <w:t>此外，</w:t>
-      </w:r>
-      <w:proofErr w:type="gramEnd"/>
-      <w:r>
-        <w:rPr>
-          <w:rFonts w:ascii="標楷體" w:eastAsia="標楷體" w:hAnsi="標楷體"/>
-        </w:rPr>
-        <w:t>若能進一步串接旅行社、餐廳、景點</w:t>
-      </w:r>
-      <w:proofErr w:type="gramStart"/>
-      <w:r>
-        <w:rPr>
-          <w:rFonts w:ascii="標楷體" w:eastAsia="標楷體" w:hAnsi="標楷體"/>
-        </w:rPr>
-        <w:t>與旅宿平台</w:t>
-      </w:r>
-      <w:proofErr w:type="gramEnd"/>
-      <w:r>
-        <w:rPr>
-          <w:rFonts w:ascii="標楷體" w:eastAsia="標楷體" w:hAnsi="標楷體"/>
-        </w:rPr>
-        <w:t>，將可讓系統從單純的推薦工具延伸為更完整的規劃與媒合服務平台。未來也可持續建立更多真實行程資料，並結合互動式地圖參考功能，使使用者能更直觀地瀏覽他人行程紀錄與推薦路線，進一步提升系統的實用性與應用價值。整體而言，本系統不僅具備專題展示價值，亦具有未來延伸為實際智慧生活服務之潛力。</w:t>
+        <w:t>未來，本系統可持續朝多個方向發展。首先，可進一步提升 AI 對群組聊天語意、情境與需求變化的辨識能力，使系統在面對更複雜的對話內容時，仍能提供更精準的推薦結果。其次，可加入個人偏好學習、歷史紀錄分析與客製化推薦功能，讓系統不只回應當下需求，也能根據過往使用情形提供更貼近使用者習慣的建議。此外，若能進一步串接旅行社、餐廳、景點與旅宿平台，將可讓系統從單純的推薦工具延伸為更完整的規劃與媒合服務平台。未來也可持續建立更多真實行程資料，並結合互動式地圖參考功能，使使用者能更直觀地瀏覽他人行程紀錄與推薦路線，進一步提升系統的實用性與應用價值。整體而言，本系統不僅具備專題展示價值，亦具有未來延伸為實際智慧生活服務之潛力。</w:t>
       </w:r>
     </w:p>
     <w:p>

--- a/03_project/docs/115年_系統簡介.docx
+++ b/03_project/docs/115年_系統簡介.docx
@@ -4,6 +4,7 @@
   <w:body>
     <w:p>
       <w:pPr>
+        <w:jc w:val="both"/>
         <w:rPr>
           <w:rFonts w:ascii="微軟正黑體" w:eastAsia="微軟正黑體" w:hAnsi="微軟正黑體"/>
           <w:shd w:val="clear" w:color="auto" w:fill="FFF2CC"/>
@@ -213,21 +214,6 @@
     </w:p>
     <w:p>
       <w:pPr>
-        <w:tabs>
-          <w:tab w:val="left" w:pos="658"/>
-        </w:tabs>
-        <w:snapToGrid w:val="0"/>
-        <w:spacing w:line="300" w:lineRule="exact"/>
-        <w:ind w:left="482"/>
-        <w:rPr>
-          <w:rFonts w:eastAsia="標楷體"/>
-          <w:b/>
-          <w:sz w:val="28"/>
-        </w:rPr>
-      </w:pPr>
-    </w:p>
-    <w:p>
-      <w:pPr>
         <w:numPr>
           <w:ilvl w:val="0"/>
           <w:numId w:val="1"/>
@@ -237,8 +223,8 @@
           <w:tab w:val="left" w:pos="658"/>
         </w:tabs>
         <w:snapToGrid w:val="0"/>
-        <w:spacing w:line="300" w:lineRule="exact"/>
-        <w:ind w:left="482" w:hanging="482"/>
+        <w:ind w:left="0" w:firstLine="0"/>
+        <w:jc w:val="both"/>
         <w:rPr>
           <w:rFonts w:eastAsia="標楷體"/>
           <w:b/>
@@ -257,8 +243,9 @@
     <w:p>
       <w:pPr>
         <w:pStyle w:val="Web"/>
-        <w:spacing w:line="300" w:lineRule="exact"/>
-        <w:ind w:leftChars="300" w:left="720"/>
+        <w:snapToGrid w:val="0"/>
+        <w:spacing w:beforeLines="50" w:before="180" w:beforeAutospacing="0" w:afterLines="50" w:after="180" w:afterAutospacing="0" w:line="300" w:lineRule="exact"/>
+        <w:ind w:firstLineChars="200" w:firstLine="480"/>
         <w:jc w:val="both"/>
         <w:rPr>
           <w:rFonts w:ascii="標楷體" w:eastAsia="標楷體" w:hAnsi="標楷體"/>
@@ -274,7 +261,9 @@
     <w:p>
       <w:pPr>
         <w:pStyle w:val="Web"/>
-        <w:ind w:leftChars="300" w:left="720"/>
+        <w:snapToGrid w:val="0"/>
+        <w:spacing w:beforeLines="50" w:before="180" w:beforeAutospacing="0" w:afterLines="50" w:after="180" w:afterAutospacing="0"/>
+        <w:ind w:firstLineChars="200" w:firstLine="480"/>
         <w:jc w:val="both"/>
         <w:rPr>
           <w:rFonts w:ascii="標楷體" w:eastAsia="標楷體" w:hAnsi="標楷體"/>
@@ -298,8 +287,8 @@
           <w:tab w:val="left" w:pos="658"/>
         </w:tabs>
         <w:snapToGrid w:val="0"/>
-        <w:spacing w:line="360" w:lineRule="auto"/>
-        <w:ind w:left="482" w:hanging="482"/>
+        <w:ind w:left="0" w:firstLine="0"/>
+        <w:jc w:val="both"/>
         <w:rPr>
           <w:rFonts w:eastAsia="標楷體"/>
           <w:b/>
@@ -319,19 +308,13 @@
       <w:pPr>
         <w:pStyle w:val="a9"/>
         <w:snapToGrid w:val="0"/>
-        <w:spacing w:line="360" w:lineRule="auto"/>
-        <w:ind w:leftChars="200"/>
-        <w:jc w:val="both"/>
-        <w:rPr>
-          <w:rFonts w:eastAsia="標楷體"/>
-        </w:rPr>
-      </w:pPr>
-      <w:r>
-        <w:rPr>
-          <w:rFonts w:eastAsia="標楷體" w:hint="eastAsia"/>
-        </w:rPr>
-        <w:t xml:space="preserve">  </w:t>
-      </w:r>
+        <w:spacing w:beforeLines="50" w:before="180" w:afterLines="50" w:after="180"/>
+        <w:ind w:left="0" w:firstLineChars="200" w:firstLine="480"/>
+        <w:jc w:val="both"/>
+        <w:rPr>
+          <w:rFonts w:eastAsia="標楷體"/>
+        </w:rPr>
+      </w:pPr>
       <w:r>
         <w:rPr>
           <w:rFonts w:eastAsia="標楷體"/>
@@ -372,11 +355,10 @@
         </w:numPr>
         <w:tabs>
           <w:tab w:val="clear" w:pos="720"/>
-          <w:tab w:val="num" w:pos="1200"/>
-        </w:tabs>
-        <w:snapToGrid w:val="0"/>
-        <w:spacing w:line="360" w:lineRule="auto"/>
-        <w:ind w:leftChars="350" w:left="1200"/>
+        </w:tabs>
+        <w:snapToGrid w:val="0"/>
+        <w:spacing w:beforeLines="50" w:before="180" w:afterLines="50" w:after="180"/>
+        <w:ind w:left="0" w:firstLineChars="200" w:firstLine="480"/>
         <w:jc w:val="both"/>
         <w:rPr>
           <w:rFonts w:eastAsia="標楷體"/>
@@ -404,11 +386,10 @@
         </w:numPr>
         <w:tabs>
           <w:tab w:val="clear" w:pos="720"/>
-          <w:tab w:val="num" w:pos="1200"/>
-        </w:tabs>
-        <w:snapToGrid w:val="0"/>
-        <w:spacing w:line="360" w:lineRule="auto"/>
-        <w:ind w:leftChars="350" w:left="1200"/>
+        </w:tabs>
+        <w:snapToGrid w:val="0"/>
+        <w:spacing w:beforeLines="50" w:before="180" w:afterLines="50" w:after="180"/>
+        <w:ind w:left="0" w:firstLineChars="200" w:firstLine="480"/>
         <w:jc w:val="both"/>
         <w:rPr>
           <w:rFonts w:eastAsia="標楷體"/>
@@ -436,11 +417,10 @@
         </w:numPr>
         <w:tabs>
           <w:tab w:val="clear" w:pos="720"/>
-          <w:tab w:val="num" w:pos="1200"/>
-        </w:tabs>
-        <w:snapToGrid w:val="0"/>
-        <w:spacing w:line="360" w:lineRule="auto"/>
-        <w:ind w:leftChars="350" w:left="1200"/>
+        </w:tabs>
+        <w:snapToGrid w:val="0"/>
+        <w:spacing w:beforeLines="50" w:before="180" w:afterLines="50" w:after="180"/>
+        <w:ind w:left="0" w:firstLineChars="200" w:firstLine="480"/>
         <w:jc w:val="both"/>
         <w:rPr>
           <w:rFonts w:eastAsia="標楷體"/>
@@ -468,11 +448,10 @@
         </w:numPr>
         <w:tabs>
           <w:tab w:val="clear" w:pos="720"/>
-          <w:tab w:val="num" w:pos="1200"/>
-        </w:tabs>
-        <w:snapToGrid w:val="0"/>
-        <w:spacing w:line="360" w:lineRule="auto"/>
-        <w:ind w:leftChars="350" w:left="1200"/>
+        </w:tabs>
+        <w:snapToGrid w:val="0"/>
+        <w:spacing w:beforeLines="50" w:before="180" w:afterLines="50" w:after="180"/>
+        <w:ind w:left="0" w:firstLineChars="200" w:firstLine="480"/>
         <w:jc w:val="both"/>
         <w:rPr>
           <w:rFonts w:eastAsia="標楷體"/>
@@ -500,11 +479,10 @@
         </w:numPr>
         <w:tabs>
           <w:tab w:val="clear" w:pos="720"/>
-          <w:tab w:val="num" w:pos="1200"/>
-        </w:tabs>
-        <w:snapToGrid w:val="0"/>
-        <w:spacing w:line="360" w:lineRule="auto"/>
-        <w:ind w:leftChars="350" w:left="1200"/>
+        </w:tabs>
+        <w:snapToGrid w:val="0"/>
+        <w:spacing w:beforeLines="50" w:before="180" w:afterLines="50" w:after="180"/>
+        <w:ind w:left="0" w:firstLineChars="200" w:firstLine="480"/>
         <w:jc w:val="both"/>
         <w:rPr>
           <w:rFonts w:eastAsia="標楷體"/>
@@ -532,11 +510,10 @@
         </w:numPr>
         <w:tabs>
           <w:tab w:val="clear" w:pos="720"/>
-          <w:tab w:val="num" w:pos="1200"/>
-        </w:tabs>
-        <w:snapToGrid w:val="0"/>
-        <w:spacing w:line="360" w:lineRule="auto"/>
-        <w:ind w:leftChars="350" w:left="1200"/>
+        </w:tabs>
+        <w:snapToGrid w:val="0"/>
+        <w:spacing w:beforeLines="50" w:before="180" w:afterLines="50" w:after="180"/>
+        <w:ind w:left="0" w:firstLineChars="200" w:firstLine="480"/>
         <w:jc w:val="both"/>
         <w:rPr>
           <w:rFonts w:eastAsia="標楷體"/>
@@ -562,6 +539,7 @@
         <w:snapToGrid w:val="0"/>
         <w:spacing w:line="360" w:lineRule="auto"/>
         <w:ind w:left="482" w:hanging="482"/>
+        <w:jc w:val="both"/>
         <w:rPr>
           <w:rFonts w:eastAsia="標楷體"/>
           <w:b/>
@@ -582,16 +560,12 @@
         <w:pStyle w:val="a9"/>
         <w:snapToGrid w:val="0"/>
         <w:spacing w:line="360" w:lineRule="auto"/>
-        <w:rPr>
-          <w:rFonts w:eastAsia="標楷體"/>
-        </w:rPr>
-      </w:pPr>
-      <w:r>
-        <w:rPr>
-          <w:rFonts w:eastAsia="標楷體" w:hint="eastAsia"/>
-        </w:rPr>
-        <w:t xml:space="preserve">  </w:t>
-      </w:r>
+        <w:ind w:left="0" w:firstLineChars="200" w:firstLine="480"/>
+        <w:jc w:val="both"/>
+        <w:rPr>
+          <w:rFonts w:eastAsia="標楷體"/>
+        </w:rPr>
+      </w:pPr>
       <w:r>
         <w:rPr>
           <w:rFonts w:eastAsia="標楷體"/>
@@ -608,7 +582,8 @@
         </w:numPr>
         <w:snapToGrid w:val="0"/>
         <w:spacing w:line="360" w:lineRule="auto"/>
-        <w:ind w:left="1219" w:hanging="482"/>
+        <w:ind w:left="0" w:firstLineChars="200" w:firstLine="480"/>
+        <w:jc w:val="both"/>
         <w:rPr>
           <w:rFonts w:eastAsia="標楷體"/>
         </w:rPr>
@@ -647,7 +622,8 @@
         </w:numPr>
         <w:snapToGrid w:val="0"/>
         <w:spacing w:line="360" w:lineRule="auto"/>
-        <w:ind w:left="1219" w:hanging="482"/>
+        <w:ind w:left="0" w:firstLineChars="200" w:firstLine="480"/>
+        <w:jc w:val="both"/>
         <w:rPr>
           <w:rFonts w:eastAsia="標楷體"/>
         </w:rPr>
@@ -674,7 +650,8 @@
         </w:numPr>
         <w:snapToGrid w:val="0"/>
         <w:spacing w:line="360" w:lineRule="auto"/>
-        <w:ind w:left="1219" w:hanging="482"/>
+        <w:ind w:left="0" w:firstLineChars="200" w:firstLine="480"/>
+        <w:jc w:val="both"/>
         <w:rPr>
           <w:rFonts w:eastAsia="標楷體"/>
         </w:rPr>
@@ -701,7 +678,8 @@
         </w:numPr>
         <w:snapToGrid w:val="0"/>
         <w:spacing w:line="360" w:lineRule="auto"/>
-        <w:ind w:left="1219" w:hanging="482"/>
+        <w:ind w:left="0" w:firstLineChars="200" w:firstLine="480"/>
+        <w:jc w:val="both"/>
         <w:rPr>
           <w:rFonts w:eastAsia="標楷體"/>
         </w:rPr>
@@ -724,7 +702,8 @@
         <w:pStyle w:val="a9"/>
         <w:snapToGrid w:val="0"/>
         <w:spacing w:line="360" w:lineRule="auto"/>
-        <w:ind w:leftChars="301" w:left="722"/>
+        <w:ind w:left="0" w:firstLineChars="200" w:firstLine="480"/>
+        <w:jc w:val="both"/>
         <w:rPr>
           <w:rFonts w:eastAsia="標楷體"/>
         </w:rPr>
@@ -747,18 +726,6 @@
         </w:rPr>
         <w:t>群組進行溝通，且在聚餐與出遊規劃時，常面臨資訊分散與決策困難的使用者。</w:t>
       </w:r>
-    </w:p>
-    <w:p>
-      <w:pPr>
-        <w:pStyle w:val="a9"/>
-        <w:snapToGrid w:val="0"/>
-        <w:spacing w:line="360" w:lineRule="auto"/>
-        <w:ind w:left="482" w:firstLineChars="100" w:firstLine="240"/>
-        <w:rPr>
-          <w:rFonts w:eastAsia="標楷體"/>
-          <w:szCs w:val="24"/>
-        </w:rPr>
-      </w:pPr>
     </w:p>
     <w:p>
       <w:pPr>
@@ -772,7 +739,8 @@
         </w:tabs>
         <w:snapToGrid w:val="0"/>
         <w:spacing w:line="360" w:lineRule="auto"/>
-        <w:ind w:left="482" w:hanging="482"/>
+        <w:ind w:left="0" w:firstLine="0"/>
+        <w:jc w:val="both"/>
         <w:rPr>
           <w:rFonts w:eastAsia="標楷體"/>
           <w:b/>
@@ -785,7 +753,6 @@
           <w:b/>
           <w:sz w:val="28"/>
         </w:rPr>
-        <w:lastRenderedPageBreak/>
         <w:t>系統特色</w:t>
       </w:r>
     </w:p>
@@ -798,6 +765,7 @@
         </w:numPr>
         <w:snapToGrid w:val="0"/>
         <w:spacing w:line="360" w:lineRule="auto"/>
+        <w:ind w:leftChars="200" w:left="480" w:firstLine="0"/>
         <w:jc w:val="both"/>
         <w:rPr>
           <w:rFonts w:eastAsia="標楷體"/>
@@ -837,6 +805,7 @@
         </w:numPr>
         <w:snapToGrid w:val="0"/>
         <w:spacing w:line="360" w:lineRule="auto"/>
+        <w:ind w:leftChars="200" w:left="480" w:firstLine="0"/>
         <w:jc w:val="both"/>
         <w:rPr>
           <w:rFonts w:eastAsia="標楷體"/>
@@ -882,15 +851,17 @@
         </w:numPr>
         <w:snapToGrid w:val="0"/>
         <w:spacing w:line="360" w:lineRule="auto"/>
-        <w:jc w:val="both"/>
-        <w:rPr>
-          <w:rFonts w:eastAsia="標楷體"/>
-        </w:rPr>
-      </w:pPr>
-      <w:r>
-        <w:rPr>
-          <w:rFonts w:eastAsia="標楷體"/>
-        </w:rPr>
+        <w:ind w:leftChars="200" w:left="960" w:hangingChars="200"/>
+        <w:jc w:val="both"/>
+        <w:rPr>
+          <w:rFonts w:eastAsia="標楷體"/>
+        </w:rPr>
+      </w:pPr>
+      <w:r>
+        <w:rPr>
+          <w:rFonts w:eastAsia="標楷體"/>
+        </w:rPr>
+        <w:lastRenderedPageBreak/>
         <w:t>支援多人決策：相較於一般地圖平台或旅遊平台，本系統更強調群體討論中的共識形成與決策支援。</w:t>
       </w:r>
       <w:r>
@@ -909,6 +880,7 @@
         </w:numPr>
         <w:snapToGrid w:val="0"/>
         <w:spacing w:line="360" w:lineRule="auto"/>
+        <w:ind w:leftChars="200" w:left="480" w:firstLine="0"/>
         <w:jc w:val="both"/>
         <w:rPr>
           <w:rFonts w:eastAsia="標楷體"/>
@@ -936,6 +908,7 @@
         </w:numPr>
         <w:snapToGrid w:val="0"/>
         <w:spacing w:line="360" w:lineRule="auto"/>
+        <w:ind w:leftChars="200" w:left="960" w:hangingChars="200"/>
         <w:jc w:val="both"/>
         <w:rPr>
           <w:rFonts w:eastAsia="標楷體"/>
@@ -960,7 +933,8 @@
         </w:tabs>
         <w:snapToGrid w:val="0"/>
         <w:spacing w:line="360" w:lineRule="auto"/>
-        <w:ind w:left="482" w:hanging="482"/>
+        <w:ind w:left="0" w:firstLine="0"/>
+        <w:jc w:val="both"/>
         <w:rPr>
           <w:rFonts w:eastAsia="標楷體"/>
           <w:b/>
@@ -980,7 +954,8 @@
       <w:pPr>
         <w:pStyle w:val="a9"/>
         <w:snapToGrid w:val="0"/>
-        <w:ind w:left="482"/>
+        <w:spacing w:beforeLines="50" w:before="180" w:afterLines="50" w:after="180" w:line="360" w:lineRule="auto"/>
+        <w:ind w:left="0" w:firstLineChars="200" w:firstLine="480"/>
         <w:jc w:val="both"/>
         <w:rPr>
           <w:rFonts w:eastAsia="標楷體"/>
@@ -997,482 +972,707 @@
     </w:p>
     <w:p>
       <w:pPr>
-        <w:pStyle w:val="a9"/>
+        <w:pStyle w:val="aa"/>
         <w:numPr>
           <w:ilvl w:val="0"/>
-          <w:numId w:val="7"/>
+          <w:numId w:val="8"/>
         </w:numPr>
         <w:snapToGrid w:val="0"/>
-        <w:spacing w:beforeLines="50" w:before="180" w:afterLines="50" w:after="180"/>
-        <w:ind w:left="964" w:hanging="482"/>
-        <w:jc w:val="both"/>
-        <w:rPr>
-          <w:rFonts w:eastAsia="標楷體"/>
-          <w:szCs w:val="24"/>
-        </w:rPr>
-      </w:pPr>
-      <w:r>
-        <w:rPr>
-          <w:rFonts w:eastAsia="標楷體" w:hint="eastAsia"/>
-          <w:szCs w:val="24"/>
+        <w:spacing w:line="360" w:lineRule="auto"/>
+        <w:ind w:leftChars="296" w:left="1274" w:hangingChars="235" w:hanging="564"/>
+        <w:jc w:val="both"/>
+        <w:rPr>
+          <w:rFonts w:eastAsia="標楷體"/>
+        </w:rPr>
+      </w:pPr>
+      <w:r>
+        <w:rPr>
+          <w:rFonts w:eastAsia="標楷體"/>
+        </w:rPr>
+        <w:t>Python</w:t>
+      </w:r>
+      <w:r>
+        <w:rPr>
+          <w:rFonts w:eastAsia="標楷體" w:hint="eastAsia"/>
+        </w:rPr>
+        <w:t>：本系統主要使用</w:t>
+      </w:r>
+      <w:r>
+        <w:rPr>
+          <w:rFonts w:eastAsia="標楷體"/>
+        </w:rPr>
+        <w:t xml:space="preserve"> Python </w:t>
+      </w:r>
+      <w:r>
+        <w:rPr>
+          <w:rFonts w:eastAsia="標楷體" w:hint="eastAsia"/>
+        </w:rPr>
+        <w:t>作為後端開發語言，負責處理群組對話分析、條件擷取、情境判斷、</w:t>
+      </w:r>
+      <w:r>
+        <w:rPr>
+          <w:rFonts w:eastAsia="標楷體"/>
+        </w:rPr>
+        <w:t xml:space="preserve">AI </w:t>
+      </w:r>
+      <w:r>
+        <w:rPr>
+          <w:rFonts w:eastAsia="標楷體" w:hint="eastAsia"/>
+        </w:rPr>
+        <w:t>介入判定與</w:t>
+      </w:r>
+      <w:r>
+        <w:rPr>
+          <w:rFonts w:eastAsia="標楷體"/>
+        </w:rPr>
+        <w:t xml:space="preserve"> JSON </w:t>
+      </w:r>
+      <w:r>
+        <w:rPr>
+          <w:rFonts w:eastAsia="標楷體" w:hint="eastAsia"/>
+        </w:rPr>
+        <w:t>結構化輸出等功能。</w:t>
+      </w:r>
+      <w:r>
+        <w:rPr>
+          <w:rFonts w:eastAsia="標楷體"/>
         </w:rPr>
         <w:t xml:space="preserve">Python </w:t>
       </w:r>
       <w:r>
         <w:rPr>
           <w:rFonts w:eastAsia="標楷體" w:hint="eastAsia"/>
-          <w:szCs w:val="24"/>
-        </w:rPr>
-        <w:t>程式語言</w:t>
-      </w:r>
-      <w:r>
-        <w:rPr>
-          <w:rFonts w:eastAsia="標楷體" w:hint="eastAsia"/>
-          <w:szCs w:val="24"/>
-        </w:rPr>
-        <w:t>：</w:t>
-      </w:r>
-      <w:r>
-        <w:rPr>
-          <w:rFonts w:eastAsia="標楷體" w:hint="eastAsia"/>
-          <w:szCs w:val="24"/>
-        </w:rPr>
-        <w:t>作為系統後端核心開發語言，負責</w:t>
-      </w:r>
-      <w:r>
-        <w:rPr>
-          <w:rFonts w:eastAsia="標楷體" w:hint="eastAsia"/>
-          <w:szCs w:val="24"/>
+        </w:rPr>
+        <w:t>具備語法簡潔、擴充性高及</w:t>
+      </w:r>
+      <w:r>
+        <w:rPr>
+          <w:rFonts w:eastAsia="標楷體"/>
         </w:rPr>
         <w:t xml:space="preserve"> AI </w:t>
       </w:r>
       <w:r>
         <w:rPr>
           <w:rFonts w:eastAsia="標楷體" w:hint="eastAsia"/>
-          <w:szCs w:val="24"/>
-        </w:rPr>
-        <w:t>對話分析流程、資料處理與邏輯控制。</w:t>
-      </w:r>
-      <w:r>
-        <w:rPr>
-          <w:rFonts w:eastAsia="標楷體" w:hint="eastAsia"/>
-          <w:szCs w:val="24"/>
-        </w:rPr>
-        <w:t xml:space="preserve">Python </w:t>
-      </w:r>
-      <w:r>
-        <w:rPr>
-          <w:rFonts w:eastAsia="標楷體" w:hint="eastAsia"/>
-          <w:szCs w:val="24"/>
-        </w:rPr>
-        <w:t>具備語法簡潔與高度擴充性，適合快速開發</w:t>
-      </w:r>
-      <w:r>
-        <w:rPr>
-          <w:rFonts w:eastAsia="標楷體" w:hint="eastAsia"/>
-          <w:szCs w:val="24"/>
-        </w:rPr>
-        <w:t xml:space="preserve"> AI </w:t>
-      </w:r>
-      <w:r>
-        <w:rPr>
-          <w:rFonts w:eastAsia="標楷體" w:hint="eastAsia"/>
-          <w:szCs w:val="24"/>
-        </w:rPr>
-        <w:t>應用系統。</w:t>
-      </w:r>
-    </w:p>
-    <w:p>
-      <w:pPr>
-        <w:pStyle w:val="a9"/>
+        </w:rPr>
+        <w:t>套件資源豐富等特性，適合作為</w:t>
+      </w:r>
+      <w:r>
+        <w:rPr>
+          <w:rFonts w:eastAsia="標楷體"/>
+        </w:rPr>
+        <w:t xml:space="preserve">AI </w:t>
+      </w:r>
+      <w:r>
+        <w:rPr>
+          <w:rFonts w:eastAsia="標楷體" w:hint="eastAsia"/>
+        </w:rPr>
+        <w:t>介入判定</w:t>
+      </w:r>
+      <w:r>
+        <w:rPr>
+          <w:rFonts w:eastAsia="標楷體" w:hint="eastAsia"/>
+        </w:rPr>
+        <w:t>之核心開發語言。</w:t>
+      </w:r>
+    </w:p>
+    <w:p>
+      <w:pPr>
+        <w:pStyle w:val="aa"/>
         <w:numPr>
           <w:ilvl w:val="0"/>
-          <w:numId w:val="7"/>
+          <w:numId w:val="8"/>
         </w:numPr>
-        <w:snapToGrid w:val="0"/>
-        <w:spacing w:beforeLines="50" w:before="180" w:afterLines="50" w:after="180"/>
-        <w:ind w:left="964" w:hanging="482"/>
-        <w:jc w:val="both"/>
-        <w:rPr>
-          <w:rFonts w:eastAsia="標楷體"/>
-          <w:szCs w:val="24"/>
-        </w:rPr>
-      </w:pPr>
-      <w:r>
-        <w:rPr>
-          <w:rFonts w:eastAsia="標楷體" w:hint="eastAsia"/>
-          <w:szCs w:val="24"/>
-        </w:rPr>
-        <w:t>大語言模型—</w:t>
-      </w:r>
-      <w:r>
-        <w:rPr>
-          <w:rFonts w:eastAsia="標楷體"/>
-          <w:szCs w:val="24"/>
-        </w:rPr>
-        <w:t>OpenAI API</w:t>
-      </w:r>
-      <w:r>
-        <w:rPr>
-          <w:rFonts w:eastAsia="標楷體"/>
-          <w:szCs w:val="24"/>
-        </w:rPr>
-        <w:t>（</w:t>
-      </w:r>
-      <w:r>
-        <w:rPr>
-          <w:rFonts w:eastAsia="標楷體"/>
-          <w:szCs w:val="24"/>
-        </w:rPr>
-        <w:t>GPT-4.1 mini</w:t>
-      </w:r>
-      <w:r>
-        <w:rPr>
-          <w:rFonts w:eastAsia="標楷體"/>
-          <w:szCs w:val="24"/>
-        </w:rPr>
-        <w:t>）：採用</w:t>
-      </w:r>
-      <w:r>
-        <w:rPr>
-          <w:rFonts w:eastAsia="標楷體"/>
-          <w:szCs w:val="24"/>
-        </w:rPr>
-        <w:t xml:space="preserve"> OpenAI </w:t>
-      </w:r>
-      <w:r>
-        <w:rPr>
-          <w:rFonts w:eastAsia="標楷體"/>
-          <w:szCs w:val="24"/>
-        </w:rPr>
-        <w:t>提供之</w:t>
-      </w:r>
-      <w:r>
-        <w:rPr>
-          <w:rFonts w:eastAsia="標楷體"/>
-          <w:szCs w:val="24"/>
-        </w:rPr>
-        <w:t xml:space="preserve"> GPT-4.1 mini </w:t>
-      </w:r>
-      <w:r>
-        <w:rPr>
-          <w:rFonts w:eastAsia="標楷體"/>
-          <w:szCs w:val="24"/>
-        </w:rPr>
-        <w:t>大語言模型進行語意分析，負責理解</w:t>
-      </w:r>
-      <w:r>
-        <w:rPr>
-          <w:rFonts w:eastAsia="標楷體"/>
-          <w:szCs w:val="24"/>
+        <w:tabs>
+          <w:tab w:val="left" w:pos="658"/>
+        </w:tabs>
+        <w:snapToGrid w:val="0"/>
+        <w:spacing w:line="360" w:lineRule="auto"/>
+        <w:ind w:leftChars="0"/>
+        <w:jc w:val="both"/>
+        <w:rPr>
+          <w:rFonts w:eastAsia="標楷體"/>
+        </w:rPr>
+      </w:pPr>
+      <w:r>
+        <w:rPr>
+          <w:rFonts w:eastAsia="標楷體"/>
+        </w:rPr>
+        <w:t>OpenAI GPT-4.1 mini</w:t>
+      </w:r>
+      <w:r>
+        <w:rPr>
+          <w:rFonts w:eastAsia="標楷體" w:hint="eastAsia"/>
+        </w:rPr>
+        <w:t>：本系統使用</w:t>
+      </w:r>
+      <w:r>
+        <w:rPr>
+          <w:rFonts w:eastAsia="標楷體"/>
+        </w:rPr>
+        <w:t xml:space="preserve"> OpenAI GPT-4.1 mini </w:t>
+      </w:r>
+      <w:r>
+        <w:rPr>
+          <w:rFonts w:eastAsia="標楷體" w:hint="eastAsia"/>
+        </w:rPr>
+        <w:t>作為大語言模型，負責分析</w:t>
+      </w:r>
+      <w:r>
+        <w:rPr>
+          <w:rFonts w:eastAsia="標楷體"/>
         </w:rPr>
         <w:t xml:space="preserve"> LINE </w:t>
       </w:r>
       <w:r>
         <w:rPr>
-          <w:rFonts w:eastAsia="標楷體"/>
-          <w:szCs w:val="24"/>
-        </w:rPr>
-        <w:t>群組對話內容、判斷討論情境、分析使用者需求，以及生成</w:t>
-      </w:r>
-      <w:r>
-        <w:rPr>
-          <w:rFonts w:eastAsia="標楷體"/>
-          <w:szCs w:val="24"/>
+          <w:rFonts w:eastAsia="標楷體" w:hint="eastAsia"/>
+        </w:rPr>
+        <w:t>群組中的多人對話內容，理解使用者需求與討論脈絡，並協助判斷目前討論情境與是否需要</w:t>
+      </w:r>
+      <w:r>
+        <w:rPr>
+          <w:rFonts w:eastAsia="標楷體"/>
         </w:rPr>
         <w:t xml:space="preserve"> AI </w:t>
       </w:r>
       <w:r>
         <w:rPr>
-          <w:rFonts w:eastAsia="標楷體"/>
-          <w:szCs w:val="24"/>
-        </w:rPr>
-        <w:t>建議回覆。</w:t>
-      </w:r>
-    </w:p>
-    <w:p>
-      <w:pPr>
-        <w:pStyle w:val="a9"/>
+          <w:rFonts w:eastAsia="標楷體" w:hint="eastAsia"/>
+        </w:rPr>
+        <w:t>主動介入。相較於傳統關鍵字比對方式，</w:t>
+      </w:r>
+      <w:r>
+        <w:rPr>
+          <w:rFonts w:eastAsia="標楷體"/>
+        </w:rPr>
+        <w:t xml:space="preserve">LLM </w:t>
+      </w:r>
+      <w:r>
+        <w:rPr>
+          <w:rFonts w:eastAsia="標楷體" w:hint="eastAsia"/>
+        </w:rPr>
+        <w:t>能更有效理解自然語言中的上下文關係與多人討論內容。</w:t>
+      </w:r>
+    </w:p>
+    <w:p>
+      <w:pPr>
+        <w:pStyle w:val="aa"/>
         <w:numPr>
           <w:ilvl w:val="0"/>
-          <w:numId w:val="7"/>
+          <w:numId w:val="8"/>
         </w:numPr>
-        <w:snapToGrid w:val="0"/>
-        <w:spacing w:beforeLines="50" w:before="180" w:afterLines="50" w:after="180"/>
-        <w:ind w:left="964" w:hanging="482"/>
-        <w:jc w:val="both"/>
-        <w:rPr>
-          <w:rFonts w:eastAsia="標楷體"/>
-          <w:szCs w:val="24"/>
-        </w:rPr>
-      </w:pPr>
-      <w:r>
-        <w:rPr>
-          <w:rFonts w:eastAsia="標楷體" w:hint="eastAsia"/>
-          <w:szCs w:val="24"/>
-        </w:rPr>
-        <w:t>Visual Studio Code</w:t>
-      </w:r>
-      <w:r>
-        <w:rPr>
-          <w:rFonts w:eastAsia="標楷體"/>
-          <w:szCs w:val="24"/>
-        </w:rPr>
-        <w:t>：</w:t>
-      </w:r>
-      <w:r>
-        <w:rPr>
-          <w:rFonts w:eastAsia="標楷體" w:hint="eastAsia"/>
-          <w:szCs w:val="24"/>
-        </w:rPr>
-        <w:t>作為主要開發環境，用於撰寫、測試與除錯程式碼，並整合</w:t>
-      </w:r>
-      <w:r>
-        <w:rPr>
-          <w:rFonts w:eastAsia="標楷體" w:hint="eastAsia"/>
-          <w:szCs w:val="24"/>
-        </w:rPr>
-        <w:t xml:space="preserve"> Python </w:t>
-      </w:r>
-      <w:r>
-        <w:rPr>
-          <w:rFonts w:eastAsia="標楷體" w:hint="eastAsia"/>
-          <w:szCs w:val="24"/>
-        </w:rPr>
-        <w:t>執行環境，提高開發效率。</w:t>
-      </w:r>
-    </w:p>
-    <w:p>
-      <w:pPr>
-        <w:pStyle w:val="a9"/>
+        <w:tabs>
+          <w:tab w:val="left" w:pos="658"/>
+        </w:tabs>
+        <w:snapToGrid w:val="0"/>
+        <w:spacing w:line="360" w:lineRule="auto"/>
+        <w:ind w:leftChars="0"/>
+        <w:jc w:val="both"/>
+        <w:rPr>
+          <w:rFonts w:eastAsia="標楷體"/>
+        </w:rPr>
+      </w:pPr>
+      <w:r>
+        <w:rPr>
+          <w:rFonts w:eastAsia="標楷體"/>
+        </w:rPr>
+        <w:t>MongoDB</w:t>
+      </w:r>
+      <w:r>
+        <w:rPr>
+          <w:rFonts w:eastAsia="標楷體" w:hint="eastAsia"/>
+        </w:rPr>
+        <w:t>：本系統採用</w:t>
+      </w:r>
+      <w:r>
+        <w:rPr>
+          <w:rFonts w:eastAsia="標楷體"/>
+        </w:rPr>
+        <w:t xml:space="preserve"> MongoDB </w:t>
+      </w:r>
+      <w:r>
+        <w:rPr>
+          <w:rFonts w:eastAsia="標楷體" w:hint="eastAsia"/>
+        </w:rPr>
+        <w:t>作為</w:t>
+      </w:r>
+      <w:r>
+        <w:rPr>
+          <w:rFonts w:eastAsia="標楷體"/>
+        </w:rPr>
+        <w:t xml:space="preserve"> NoSQL </w:t>
+      </w:r>
+      <w:r>
+        <w:rPr>
+          <w:rFonts w:eastAsia="標楷體" w:hint="eastAsia"/>
+        </w:rPr>
+        <w:t>資料庫，用於儲存對話資料、推薦結果、測試資料與系統相關資訊。由於群組聊天內容屬於非結構化資料，因此相較於傳統關聯式資料庫，</w:t>
+      </w:r>
+      <w:r>
+        <w:rPr>
+          <w:rFonts w:eastAsia="標楷體"/>
+        </w:rPr>
+        <w:t xml:space="preserve">MongoDB </w:t>
+      </w:r>
+      <w:r>
+        <w:rPr>
+          <w:rFonts w:eastAsia="標楷體" w:hint="eastAsia"/>
+        </w:rPr>
+        <w:t>更具彈性，較適合處理多樣化與動態變化之資料格式。</w:t>
+      </w:r>
+    </w:p>
+    <w:p>
+      <w:pPr>
+        <w:pStyle w:val="aa"/>
         <w:numPr>
           <w:ilvl w:val="0"/>
-          <w:numId w:val="7"/>
+          <w:numId w:val="8"/>
         </w:numPr>
-        <w:snapToGrid w:val="0"/>
-        <w:spacing w:beforeLines="50" w:before="180" w:afterLines="50" w:after="180"/>
-        <w:ind w:left="964" w:hanging="482"/>
-        <w:jc w:val="both"/>
-        <w:rPr>
-          <w:rFonts w:eastAsia="標楷體"/>
-          <w:szCs w:val="24"/>
-        </w:rPr>
-      </w:pPr>
-      <w:r>
-        <w:rPr>
-          <w:rFonts w:eastAsia="標楷體" w:hint="eastAsia"/>
-          <w:szCs w:val="24"/>
-        </w:rPr>
-        <w:t xml:space="preserve">Git </w:t>
-      </w:r>
-      <w:r>
-        <w:rPr>
-          <w:rFonts w:eastAsia="標楷體" w:hint="eastAsia"/>
-          <w:szCs w:val="24"/>
-        </w:rPr>
-        <w:t>與</w:t>
-      </w:r>
-      <w:r>
-        <w:rPr>
-          <w:rFonts w:eastAsia="標楷體" w:hint="eastAsia"/>
-          <w:szCs w:val="24"/>
-        </w:rPr>
-        <w:t xml:space="preserve"> GitHub</w:t>
-      </w:r>
-      <w:r>
-        <w:rPr>
-          <w:rFonts w:eastAsia="標楷體"/>
-          <w:szCs w:val="24"/>
-        </w:rPr>
-        <w:t>：</w:t>
-      </w:r>
-      <w:r>
-        <w:rPr>
-          <w:rFonts w:eastAsia="標楷體" w:hint="eastAsia"/>
-          <w:szCs w:val="24"/>
-        </w:rPr>
-        <w:t>用於專案版本管理與團隊協作。透過</w:t>
-      </w:r>
-      <w:r>
-        <w:rPr>
-          <w:rFonts w:eastAsia="標楷體" w:hint="eastAsia"/>
-          <w:szCs w:val="24"/>
+        <w:tabs>
+          <w:tab w:val="left" w:pos="658"/>
+        </w:tabs>
+        <w:snapToGrid w:val="0"/>
+        <w:spacing w:line="360" w:lineRule="auto"/>
+        <w:ind w:leftChars="0"/>
+        <w:jc w:val="both"/>
+        <w:rPr>
+          <w:rFonts w:eastAsia="標楷體"/>
+        </w:rPr>
+      </w:pPr>
+      <w:r>
+        <w:rPr>
+          <w:rFonts w:eastAsia="標楷體"/>
+        </w:rPr>
+        <w:t>Visual Studio Code</w:t>
+      </w:r>
+      <w:r>
+        <w:rPr>
+          <w:rFonts w:eastAsia="標楷體" w:hint="eastAsia"/>
+        </w:rPr>
+        <w:t>：作為本系統主要整合開發環境，用於程式撰寫、模組管理、除錯與測試。</w:t>
+      </w:r>
+      <w:r>
+        <w:rPr>
+          <w:rFonts w:eastAsia="標楷體"/>
+        </w:rPr>
+        <w:t xml:space="preserve">Visual Studio Code </w:t>
+      </w:r>
+      <w:r>
+        <w:rPr>
+          <w:rFonts w:eastAsia="標楷體" w:hint="eastAsia"/>
+        </w:rPr>
+        <w:t>支援</w:t>
+      </w:r>
+      <w:r>
+        <w:rPr>
+          <w:rFonts w:eastAsia="標楷體"/>
+        </w:rPr>
+        <w:t xml:space="preserve"> Python </w:t>
+      </w:r>
+      <w:r>
+        <w:rPr>
+          <w:rFonts w:eastAsia="標楷體" w:hint="eastAsia"/>
+        </w:rPr>
+        <w:t>開發與</w:t>
+      </w:r>
+      <w:r>
+        <w:rPr>
+          <w:rFonts w:eastAsia="標楷體"/>
         </w:rPr>
         <w:t xml:space="preserve"> GitHub </w:t>
       </w:r>
       <w:r>
         <w:rPr>
           <w:rFonts w:eastAsia="標楷體" w:hint="eastAsia"/>
-          <w:szCs w:val="24"/>
-        </w:rPr>
-        <w:t>可集中管理程式碼、進行版本追蹤，並方便將</w:t>
-      </w:r>
-      <w:r>
-        <w:rPr>
-          <w:rFonts w:eastAsia="標楷體" w:hint="eastAsia"/>
-          <w:szCs w:val="24"/>
-        </w:rPr>
-        <w:t xml:space="preserve"> AI </w:t>
-      </w:r>
-      <w:r>
-        <w:rPr>
-          <w:rFonts w:eastAsia="標楷體" w:hint="eastAsia"/>
-          <w:szCs w:val="24"/>
-        </w:rPr>
-        <w:t>判斷核心模組打包後交由</w:t>
-      </w:r>
-      <w:r>
-        <w:rPr>
-          <w:rFonts w:eastAsia="標楷體" w:hint="eastAsia"/>
-          <w:szCs w:val="24"/>
-        </w:rPr>
-        <w:t xml:space="preserve"> LINE Bot </w:t>
-      </w:r>
-      <w:r>
-        <w:rPr>
-          <w:rFonts w:eastAsia="標楷體" w:hint="eastAsia"/>
-          <w:szCs w:val="24"/>
-        </w:rPr>
-        <w:t>或其他系統進行串接。</w:t>
-      </w:r>
-    </w:p>
-    <w:p>
-      <w:pPr>
-        <w:pStyle w:val="a9"/>
+        </w:rPr>
+        <w:t>整合，可提升專案開發效率與多人協作便利性。</w:t>
+      </w:r>
+    </w:p>
+    <w:p>
+      <w:pPr>
+        <w:pStyle w:val="aa"/>
         <w:numPr>
           <w:ilvl w:val="0"/>
-          <w:numId w:val="7"/>
+          <w:numId w:val="8"/>
         </w:numPr>
-        <w:snapToGrid w:val="0"/>
-        <w:spacing w:beforeLines="50" w:before="180" w:afterLines="50" w:after="180"/>
-        <w:ind w:left="964" w:hanging="482"/>
-        <w:jc w:val="both"/>
-        <w:rPr>
-          <w:rFonts w:eastAsia="標楷體"/>
-          <w:szCs w:val="24"/>
-        </w:rPr>
-      </w:pPr>
-      <w:r>
-        <w:rPr>
-          <w:rFonts w:eastAsia="標楷體" w:hint="eastAsia"/>
-          <w:szCs w:val="24"/>
-        </w:rPr>
-        <w:t>LINE Messaging API</w:t>
-      </w:r>
-      <w:r>
-        <w:rPr>
-          <w:rFonts w:eastAsia="標楷體"/>
-          <w:szCs w:val="24"/>
-        </w:rPr>
-        <w:t>：</w:t>
-      </w:r>
-      <w:r>
-        <w:rPr>
-          <w:rFonts w:eastAsia="標楷體" w:hint="eastAsia"/>
-          <w:szCs w:val="24"/>
-        </w:rPr>
-        <w:t>作為系統的主要應用介面，用於接收群組訊息並回傳</w:t>
-      </w:r>
-      <w:r>
-        <w:rPr>
-          <w:rFonts w:eastAsia="標楷體" w:hint="eastAsia"/>
-          <w:szCs w:val="24"/>
+        <w:tabs>
+          <w:tab w:val="left" w:pos="658"/>
+        </w:tabs>
+        <w:snapToGrid w:val="0"/>
+        <w:spacing w:line="360" w:lineRule="auto"/>
+        <w:ind w:leftChars="0"/>
+        <w:jc w:val="both"/>
+        <w:rPr>
+          <w:rFonts w:eastAsia="標楷體"/>
+        </w:rPr>
+      </w:pPr>
+      <w:r>
+        <w:rPr>
+          <w:rFonts w:eastAsia="標楷體"/>
+        </w:rPr>
+        <w:t>Flask</w:t>
+      </w:r>
+      <w:r>
+        <w:rPr>
+          <w:rFonts w:eastAsia="標楷體"/>
+        </w:rPr>
+        <w:t>：本系統於</w:t>
+      </w:r>
+      <w:r>
+        <w:rPr>
+          <w:rFonts w:eastAsia="標楷體"/>
+        </w:rPr>
+        <w:t xml:space="preserve"> LINE Bot </w:t>
+      </w:r>
+      <w:r>
+        <w:rPr>
+          <w:rFonts w:eastAsia="標楷體"/>
+        </w:rPr>
+        <w:t>串接層使用</w:t>
+      </w:r>
+      <w:r>
+        <w:rPr>
+          <w:rFonts w:eastAsia="標楷體"/>
+        </w:rPr>
+        <w:t xml:space="preserve"> Flask </w:t>
+      </w:r>
+      <w:r>
+        <w:rPr>
+          <w:rFonts w:eastAsia="標楷體"/>
+        </w:rPr>
+        <w:t>作為</w:t>
+      </w:r>
+      <w:r>
+        <w:rPr>
+          <w:rFonts w:eastAsia="標楷體"/>
+        </w:rPr>
+        <w:t xml:space="preserve"> Webhook </w:t>
+      </w:r>
+      <w:r>
+        <w:rPr>
+          <w:rFonts w:eastAsia="標楷體"/>
+        </w:rPr>
+        <w:t>伺服器框架，用於接收</w:t>
+      </w:r>
+      <w:r>
+        <w:rPr>
+          <w:rFonts w:eastAsia="標楷體"/>
+        </w:rPr>
+        <w:t xml:space="preserve"> LINE Platform </w:t>
+      </w:r>
+      <w:r>
+        <w:rPr>
+          <w:rFonts w:eastAsia="標楷體"/>
+        </w:rPr>
+        <w:t>傳送之</w:t>
+      </w:r>
+      <w:r>
+        <w:rPr>
+          <w:rFonts w:eastAsia="標楷體"/>
+        </w:rPr>
+        <w:t xml:space="preserve"> callback </w:t>
+      </w:r>
+      <w:r>
+        <w:rPr>
+          <w:rFonts w:eastAsia="標楷體"/>
+        </w:rPr>
+        <w:t>訊息，並將群組對話交由後端</w:t>
+      </w:r>
+      <w:r>
+        <w:rPr>
+          <w:rFonts w:eastAsia="標楷體"/>
         </w:rPr>
         <w:t xml:space="preserve"> AI </w:t>
       </w:r>
       <w:r>
         <w:rPr>
-          <w:rFonts w:eastAsia="標楷體" w:hint="eastAsia"/>
-          <w:szCs w:val="24"/>
-        </w:rPr>
-        <w:t>分析結果，使使用者能直接在</w:t>
-      </w:r>
-      <w:r>
-        <w:rPr>
-          <w:rFonts w:eastAsia="標楷體" w:hint="eastAsia"/>
-          <w:szCs w:val="24"/>
-        </w:rPr>
-        <w:t xml:space="preserve"> LINE </w:t>
-      </w:r>
-      <w:r>
-        <w:rPr>
-          <w:rFonts w:eastAsia="標楷體" w:hint="eastAsia"/>
-          <w:szCs w:val="24"/>
-        </w:rPr>
-        <w:t>群組中使用系統功能。</w:t>
-      </w:r>
-    </w:p>
-    <w:p>
-      <w:pPr>
-        <w:pStyle w:val="a9"/>
+          <w:rFonts w:eastAsia="標楷體"/>
+        </w:rPr>
+        <w:t>決策核心分析。</w:t>
+      </w:r>
+    </w:p>
+    <w:p>
+      <w:pPr>
+        <w:pStyle w:val="aa"/>
         <w:numPr>
           <w:ilvl w:val="0"/>
-          <w:numId w:val="7"/>
+          <w:numId w:val="8"/>
         </w:numPr>
-        <w:snapToGrid w:val="0"/>
-        <w:spacing w:beforeLines="50" w:before="180" w:afterLines="50" w:after="180"/>
-        <w:ind w:left="964" w:hanging="482"/>
-        <w:jc w:val="both"/>
-        <w:rPr>
-          <w:rFonts w:eastAsia="標楷體"/>
-          <w:szCs w:val="24"/>
-        </w:rPr>
-      </w:pPr>
-      <w:r>
-        <w:rPr>
-          <w:rFonts w:eastAsia="標楷體" w:hint="eastAsia"/>
-          <w:szCs w:val="24"/>
-        </w:rPr>
-        <w:t xml:space="preserve">API </w:t>
-      </w:r>
-      <w:r>
-        <w:rPr>
-          <w:rFonts w:eastAsia="標楷體" w:hint="eastAsia"/>
-          <w:szCs w:val="24"/>
-        </w:rPr>
-        <w:t>串接技術</w:t>
-      </w:r>
-      <w:r>
-        <w:rPr>
-          <w:rFonts w:eastAsia="標楷體"/>
-          <w:szCs w:val="24"/>
-        </w:rPr>
-        <w:t>：</w:t>
-      </w:r>
-      <w:r>
-        <w:rPr>
-          <w:rFonts w:eastAsia="標楷體" w:hint="eastAsia"/>
-          <w:szCs w:val="24"/>
-        </w:rPr>
-        <w:t>系統預留與外部服務串接之能力，例如</w:t>
-      </w:r>
-      <w:r>
-        <w:rPr>
-          <w:rFonts w:eastAsia="標楷體" w:hint="eastAsia"/>
-          <w:szCs w:val="24"/>
-        </w:rPr>
-        <w:t xml:space="preserve"> Google Maps</w:t>
-      </w:r>
-      <w:r>
-        <w:rPr>
-          <w:rFonts w:eastAsia="標楷體" w:hint="eastAsia"/>
-          <w:szCs w:val="24"/>
-        </w:rPr>
-        <w:t>、餐廳推薦、電影場次與天氣資訊</w:t>
-      </w:r>
-      <w:r>
-        <w:rPr>
-          <w:rFonts w:eastAsia="標楷體" w:hint="eastAsia"/>
-          <w:szCs w:val="24"/>
+        <w:tabs>
+          <w:tab w:val="left" w:pos="658"/>
+        </w:tabs>
+        <w:snapToGrid w:val="0"/>
+        <w:spacing w:line="360" w:lineRule="auto"/>
+        <w:ind w:leftChars="0"/>
+        <w:jc w:val="both"/>
+        <w:rPr>
+          <w:rFonts w:eastAsia="標楷體"/>
+        </w:rPr>
+      </w:pPr>
+      <w:r>
+        <w:rPr>
+          <w:rFonts w:eastAsia="標楷體"/>
+        </w:rPr>
+        <w:t xml:space="preserve">Git </w:t>
+      </w:r>
+      <w:r>
+        <w:rPr>
+          <w:rFonts w:eastAsia="標楷體" w:hint="eastAsia"/>
+        </w:rPr>
+        <w:t>與</w:t>
+      </w:r>
+      <w:r>
+        <w:rPr>
+          <w:rFonts w:eastAsia="標楷體"/>
+        </w:rPr>
+        <w:t xml:space="preserve"> GitHub</w:t>
+      </w:r>
+      <w:r>
+        <w:rPr>
+          <w:rFonts w:eastAsia="標楷體" w:hint="eastAsia"/>
+        </w:rPr>
+        <w:t>：本系統使用</w:t>
+      </w:r>
+      <w:r>
+        <w:rPr>
+          <w:rFonts w:eastAsia="標楷體"/>
+        </w:rPr>
+        <w:t xml:space="preserve"> Git </w:t>
+      </w:r>
+      <w:r>
+        <w:rPr>
+          <w:rFonts w:eastAsia="標楷體" w:hint="eastAsia"/>
+        </w:rPr>
+        <w:t>作為版本控制工具，並透過</w:t>
+      </w:r>
+      <w:r>
+        <w:rPr>
+          <w:rFonts w:eastAsia="標楷體"/>
+        </w:rPr>
+        <w:t xml:space="preserve"> GitHub </w:t>
+      </w:r>
+      <w:r>
+        <w:rPr>
+          <w:rFonts w:eastAsia="標楷體" w:hint="eastAsia"/>
+        </w:rPr>
+        <w:t>進行專案管理與團隊協作。開發過程中可透過版本紀錄、程式碼同步與分支管理方式，協助團隊進行多人共同開發與功能整合。</w:t>
+      </w:r>
+    </w:p>
+    <w:p>
+      <w:pPr>
+        <w:pStyle w:val="aa"/>
+        <w:numPr>
+          <w:ilvl w:val="0"/>
+          <w:numId w:val="8"/>
+        </w:numPr>
+        <w:tabs>
+          <w:tab w:val="left" w:pos="658"/>
+        </w:tabs>
+        <w:snapToGrid w:val="0"/>
+        <w:spacing w:line="360" w:lineRule="auto"/>
+        <w:ind w:leftChars="0"/>
+        <w:jc w:val="both"/>
+        <w:rPr>
+          <w:rFonts w:eastAsia="標楷體"/>
+        </w:rPr>
+      </w:pPr>
+      <w:r>
+        <w:rPr>
+          <w:rFonts w:eastAsia="標楷體"/>
+        </w:rPr>
+        <w:t>LINE Messaging API</w:t>
+      </w:r>
+      <w:r>
+        <w:rPr>
+          <w:rFonts w:eastAsia="標楷體" w:hint="eastAsia"/>
+        </w:rPr>
+        <w:t>：本系統透過</w:t>
+      </w:r>
+      <w:r>
+        <w:rPr>
+          <w:rFonts w:eastAsia="標楷體"/>
+        </w:rPr>
+        <w:t xml:space="preserve"> LINE Messaging API </w:t>
+      </w:r>
+      <w:r>
+        <w:rPr>
+          <w:rFonts w:eastAsia="標楷體" w:hint="eastAsia"/>
+        </w:rPr>
+        <w:t>建立</w:t>
+      </w:r>
+      <w:r>
+        <w:rPr>
+          <w:rFonts w:eastAsia="標楷體"/>
+        </w:rPr>
+        <w:t xml:space="preserve"> LINE Bot </w:t>
+      </w:r>
+      <w:r>
+        <w:rPr>
+          <w:rFonts w:eastAsia="標楷體" w:hint="eastAsia"/>
+        </w:rPr>
+        <w:t>功能，用於接收群組聊天訊息與回傳</w:t>
+      </w:r>
+      <w:r>
+        <w:rPr>
+          <w:rFonts w:eastAsia="標楷體"/>
+        </w:rPr>
+        <w:t xml:space="preserve"> AI </w:t>
+      </w:r>
+      <w:r>
+        <w:rPr>
+          <w:rFonts w:eastAsia="標楷體" w:hint="eastAsia"/>
+        </w:rPr>
+        <w:t>分析結果。使用者可直接於</w:t>
+      </w:r>
+      <w:r>
+        <w:rPr>
+          <w:rFonts w:eastAsia="標楷體"/>
+        </w:rPr>
+        <w:t xml:space="preserve"> LINE </w:t>
+      </w:r>
+      <w:r>
+        <w:rPr>
+          <w:rFonts w:eastAsia="標楷體" w:hint="eastAsia"/>
+        </w:rPr>
+        <w:t>群組中與系統互動，不需額外安裝其他應用程式。</w:t>
+      </w:r>
+    </w:p>
+    <w:p>
+      <w:pPr>
+        <w:pStyle w:val="aa"/>
+        <w:numPr>
+          <w:ilvl w:val="0"/>
+          <w:numId w:val="8"/>
+        </w:numPr>
+        <w:tabs>
+          <w:tab w:val="left" w:pos="658"/>
+        </w:tabs>
+        <w:snapToGrid w:val="0"/>
+        <w:spacing w:line="360" w:lineRule="auto"/>
+        <w:ind w:leftChars="0"/>
+        <w:jc w:val="both"/>
+        <w:rPr>
+          <w:rFonts w:eastAsia="標楷體"/>
+        </w:rPr>
+      </w:pPr>
+      <w:r>
+        <w:rPr>
+          <w:rFonts w:eastAsia="標楷體"/>
+        </w:rPr>
+        <w:t>UML</w:t>
+      </w:r>
+      <w:r>
+        <w:rPr>
+          <w:rFonts w:eastAsia="標楷體" w:hint="eastAsia"/>
+        </w:rPr>
+        <w:t>：本系統於分析與設計階段使用</w:t>
+      </w:r>
+      <w:r>
+        <w:rPr>
+          <w:rFonts w:eastAsia="標楷體"/>
+        </w:rPr>
+        <w:t xml:space="preserve"> UML </w:t>
+      </w:r>
+      <w:r>
+        <w:rPr>
+          <w:rFonts w:eastAsia="標楷體" w:hint="eastAsia"/>
+        </w:rPr>
+        <w:t>作為系統建模工具，透過使用個案圖與系統架構圖協助分析系統流程、模組關係與資料流向，使系統架構更加清晰。</w:t>
+      </w:r>
+    </w:p>
+    <w:p>
+      <w:pPr>
+        <w:pStyle w:val="aa"/>
+        <w:numPr>
+          <w:ilvl w:val="0"/>
+          <w:numId w:val="8"/>
+        </w:numPr>
+        <w:tabs>
+          <w:tab w:val="left" w:pos="658"/>
+        </w:tabs>
+        <w:snapToGrid w:val="0"/>
+        <w:spacing w:line="360" w:lineRule="auto"/>
+        <w:ind w:leftChars="0"/>
+        <w:jc w:val="both"/>
+        <w:rPr>
+          <w:rFonts w:eastAsia="標楷體"/>
+          <w:b/>
+          <w:sz w:val="36"/>
+        </w:rPr>
+      </w:pPr>
+      <w:r>
+        <w:rPr>
+          <w:rFonts w:eastAsia="標楷體" w:hint="eastAsia"/>
+        </w:rPr>
+        <w:t>外部</w:t>
+      </w:r>
+      <w:r>
+        <w:rPr>
+          <w:rFonts w:eastAsia="標楷體"/>
+        </w:rPr>
+        <w:t xml:space="preserve"> API </w:t>
+      </w:r>
+      <w:r>
+        <w:rPr>
+          <w:rFonts w:eastAsia="標楷體" w:hint="eastAsia"/>
+        </w:rPr>
+        <w:t>串接技術：本系統預留與</w:t>
+      </w:r>
+      <w:r>
+        <w:rPr>
+          <w:rFonts w:eastAsia="標楷體"/>
+        </w:rPr>
+        <w:t xml:space="preserve"> Google Maps API</w:t>
+      </w:r>
+      <w:r>
+        <w:rPr>
+          <w:rFonts w:eastAsia="標楷體" w:hint="eastAsia"/>
+        </w:rPr>
+        <w:t>、餐廳資料</w:t>
+      </w:r>
+      <w:r>
+        <w:rPr>
+          <w:rFonts w:eastAsia="標楷體"/>
         </w:rPr>
         <w:t xml:space="preserve"> API</w:t>
       </w:r>
       <w:r>
         <w:rPr>
           <w:rFonts w:eastAsia="標楷體" w:hint="eastAsia"/>
-          <w:szCs w:val="24"/>
-        </w:rPr>
-        <w:t>，以提供更完整的行程規劃與資訊整合功能。</w:t>
+        </w:rPr>
+        <w:t>、電影場次</w:t>
+      </w:r>
+      <w:r>
+        <w:rPr>
+          <w:rFonts w:eastAsia="標楷體"/>
+        </w:rPr>
+        <w:t xml:space="preserve"> API </w:t>
+      </w:r>
+      <w:r>
+        <w:rPr>
+          <w:rFonts w:eastAsia="標楷體" w:hint="eastAsia"/>
+        </w:rPr>
+        <w:t>與</w:t>
+      </w:r>
+      <w:r>
+        <w:rPr>
+          <w:rFonts w:eastAsia="標楷體" w:hint="eastAsia"/>
+        </w:rPr>
+        <w:lastRenderedPageBreak/>
+        <w:t>天氣資訊</w:t>
+      </w:r>
+      <w:r>
+        <w:rPr>
+          <w:rFonts w:eastAsia="標楷體"/>
+        </w:rPr>
+        <w:t xml:space="preserve"> API </w:t>
+      </w:r>
+      <w:r>
+        <w:rPr>
+          <w:rFonts w:eastAsia="標楷體" w:hint="eastAsia"/>
+        </w:rPr>
+        <w:t>等外部服務串接能力，以提供路線規劃、地點查詢、推薦資訊與即時資料整合等功能，作為後續功能擴充之基礎。</w:t>
       </w:r>
     </w:p>
     <w:p>
@@ -1487,7 +1687,8 @@
         </w:tabs>
         <w:snapToGrid w:val="0"/>
         <w:spacing w:line="360" w:lineRule="auto"/>
-        <w:ind w:left="482" w:hanging="482"/>
+        <w:ind w:left="0" w:firstLine="0"/>
+        <w:jc w:val="both"/>
         <w:rPr>
           <w:rFonts w:eastAsia="標楷體"/>
           <w:b/>
@@ -1508,57 +1709,79 @@
         <w:pStyle w:val="a9"/>
         <w:snapToGrid w:val="0"/>
         <w:spacing w:beforeLines="50" w:before="180" w:afterLines="50" w:after="180"/>
-        <w:ind w:left="482" w:firstLineChars="100" w:firstLine="240"/>
-        <w:jc w:val="both"/>
+        <w:ind w:left="0" w:firstLineChars="200" w:firstLine="480"/>
+        <w:jc w:val="both"/>
+        <w:rPr>
+          <w:rFonts w:ascii="標楷體" w:eastAsia="標楷體" w:hAnsi="標楷體" w:cs="新細明體"/>
+          <w:kern w:val="0"/>
+          <w:szCs w:val="24"/>
+        </w:rPr>
+      </w:pPr>
+      <w:r>
         <w:rPr>
           <w:rFonts w:ascii="標楷體" w:eastAsia="標楷體" w:hAnsi="標楷體" w:cs="新細明體" w:hint="eastAsia"/>
           <w:kern w:val="0"/>
           <w:szCs w:val="24"/>
         </w:rPr>
-      </w:pPr>
+        <w:t>本系統目前以原型系統形式進行開發與驗證，主要執行環境為 Windows 作業系統，開發過程中使用 Visual Studio Code 作為主要整合開發環境，以利進行程式撰寫、模組管理、除錯與版本同步。系統後端程式以 Python 為主要開發語言，負責處理群組對話輸入、條件擷取、情境分析、</w:t>
+      </w:r>
       <w:r>
         <w:rPr>
           <w:rFonts w:ascii="標楷體" w:eastAsia="標楷體" w:hAnsi="標楷體" w:cs="新細明體" w:hint="eastAsia"/>
           <w:kern w:val="0"/>
           <w:szCs w:val="24"/>
         </w:rPr>
-        <w:t>本系統目前以原型系統形式進行開發與驗證，主要執行環境為 Windows 作業系統，開發過程中使用 Visual Studio Code 作為主要整合開發環境，以利進行程式撰寫、模組管理、除錯與版本同步。系統後端程式以 Python 為主要開發語言，負責處理群組對話輸入、條件擷取、情境分析、decision_state 判斷、AI 介入判斷及結果輸出等核心流程，作為整體 AI decision core 的實作基礎。</w:t>
-      </w:r>
-    </w:p>
-    <w:p>
-      <w:pPr>
-        <w:pStyle w:val="a9"/>
-        <w:snapToGrid w:val="0"/>
-        <w:spacing w:beforeLines="50" w:before="180" w:afterLines="50" w:after="180"/>
-        <w:ind w:left="482" w:firstLineChars="100" w:firstLine="240"/>
-        <w:jc w:val="both"/>
+        <w:t>決策狀態</w:t>
+      </w:r>
+      <w:r>
         <w:rPr>
           <w:rFonts w:ascii="標楷體" w:eastAsia="標楷體" w:hAnsi="標楷體" w:cs="新細明體" w:hint="eastAsia"/>
           <w:kern w:val="0"/>
           <w:szCs w:val="24"/>
         </w:rPr>
-      </w:pPr>
+        <w:t>判斷、AI 介入判斷及結果輸出等核心流程，作為整體</w:t>
+      </w:r>
       <w:r>
         <w:rPr>
           <w:rFonts w:ascii="標楷體" w:eastAsia="標楷體" w:hAnsi="標楷體" w:cs="新細明體" w:hint="eastAsia"/>
           <w:kern w:val="0"/>
           <w:szCs w:val="24"/>
         </w:rPr>
-        <w:t>在 AI 分析環境方面，本系統目前採用 OpenAI GPT-4.1 mini 作為大語言模型，用於群組對話的情境判斷、需求理解與建議回覆生成。由於模型服務需透過 API 呼叫，因此系統執行時須具備穩定的網路連線環境，方可完成即時分析；若未來擴充外部查詢功能，如地圖、餐廳、電影場次或天氣資訊，亦需依賴網際網路連線與相關 API 服務支援。</w:t>
-      </w:r>
-    </w:p>
-    <w:p>
-      <w:pPr>
-        <w:pStyle w:val="a9"/>
-        <w:snapToGrid w:val="0"/>
-        <w:spacing w:beforeLines="50" w:before="180" w:afterLines="50" w:after="180"/>
-        <w:ind w:left="482" w:firstLineChars="100" w:firstLine="240"/>
-        <w:jc w:val="both"/>
+        <w:t xml:space="preserve"> </w:t>
+      </w:r>
+      <w:r>
+        <w:rPr>
+          <w:rFonts w:eastAsia="標楷體"/>
+        </w:rPr>
+        <w:t xml:space="preserve">AI </w:t>
+      </w:r>
+      <w:r>
+        <w:rPr>
+          <w:rFonts w:eastAsia="標楷體" w:hint="eastAsia"/>
+        </w:rPr>
+        <w:t>介入判定</w:t>
+      </w:r>
+      <w:r>
         <w:rPr>
           <w:rFonts w:ascii="標楷體" w:eastAsia="標楷體" w:hAnsi="標楷體" w:cs="新細明體" w:hint="eastAsia"/>
           <w:kern w:val="0"/>
           <w:szCs w:val="24"/>
         </w:rPr>
+        <w:t>的實作基礎。</w:t>
+      </w:r>
+    </w:p>
+    <w:p>
+      <w:pPr>
+        <w:pStyle w:val="a9"/>
+        <w:snapToGrid w:val="0"/>
+        <w:spacing w:beforeLines="50" w:before="180" w:afterLines="50" w:after="180"/>
+        <w:ind w:left="0" w:firstLineChars="200" w:firstLine="480"/>
+        <w:jc w:val="both"/>
+        <w:rPr>
+          <w:rFonts w:ascii="標楷體" w:eastAsia="標楷體" w:hAnsi="標楷體" w:cs="新細明體"/>
+          <w:kern w:val="0"/>
+          <w:szCs w:val="24"/>
+        </w:rPr>
       </w:pPr>
       <w:r>
         <w:rPr>
@@ -1566,16 +1789,25 @@
           <w:kern w:val="0"/>
           <w:szCs w:val="24"/>
         </w:rPr>
-        <w:t>在介面與整合架構上，本系統以 LINE Bot 作為訊息接收與回覆介面，負責串接使用者於 LINE 群組中的對話內容，並將資料傳送至 AI decision core 進行分析，再依情境判斷結果決定是否</w:t>
-      </w:r>
+        <w:t xml:space="preserve">在 AI 分析環境方面，本系統目前採用 OpenAI GPT-4.1 mini 作為大語言模型，用於群組對話的情境判斷、需求理解與建議回覆生成。由於模型服務需透過 API 呼叫，因此系統執行時須具備穩定的網路連線環境，方可完成即時分析；若未來擴充外部查詢功能，如地圖、餐廳、電影場次或天氣資訊，亦需依賴網際網路連線與相關 </w:t>
+      </w:r>
+      <w:proofErr w:type="spellStart"/>
       <w:r>
         <w:rPr>
           <w:rFonts w:ascii="標楷體" w:eastAsia="標楷體" w:hAnsi="標楷體" w:cs="新細明體" w:hint="eastAsia"/>
           <w:kern w:val="0"/>
           <w:szCs w:val="24"/>
         </w:rPr>
-        <w:lastRenderedPageBreak/>
-        <w:t>主動介入與回覆。版本控制方面，專案目前使用 GitHub 管理程式碼與開發歷程，以利多人協作、版本追蹤與功能整合。</w:t>
+        <w:t>API</w:t>
+      </w:r>
+      <w:proofErr w:type="spellEnd"/>
+      <w:r>
+        <w:rPr>
+          <w:rFonts w:ascii="標楷體" w:eastAsia="標楷體" w:hAnsi="標楷體" w:cs="新細明體" w:hint="eastAsia"/>
+          <w:kern w:val="0"/>
+          <w:szCs w:val="24"/>
+        </w:rPr>
+        <w:t xml:space="preserve"> 服務支援。</w:t>
       </w:r>
     </w:p>
     <w:p>
@@ -1583,7 +1815,7 @@
         <w:pStyle w:val="a9"/>
         <w:snapToGrid w:val="0"/>
         <w:spacing w:beforeLines="50" w:before="180" w:afterLines="50" w:after="180"/>
-        <w:ind w:left="482" w:firstLineChars="100" w:firstLine="240"/>
+        <w:ind w:left="0" w:firstLineChars="200" w:firstLine="480"/>
         <w:jc w:val="both"/>
         <w:rPr>
           <w:rFonts w:ascii="標楷體" w:eastAsia="標楷體" w:hAnsi="標楷體" w:cs="新細明體"/>
@@ -1597,7 +1829,69 @@
           <w:kern w:val="0"/>
           <w:szCs w:val="24"/>
         </w:rPr>
-        <w:t>資料儲存部分，目前系統已預留資料庫擴充架構，未來可依需求導入資料庫功能，用於儲存推薦資料、使用紀錄、系統設定或外部查詢結果。整體而言，本系統之使用環境以 Python、OpenAI API、LINE Bot 與 GitHub 為核心，符合目前 LINE 群組 AI decision core 原型開發與後續功能擴充之需求。</w:t>
+        <w:t xml:space="preserve">在介面與整合架構上，本系統以 LINE Bot 作為訊息接收與回覆介面，負責串接使用者於 LINE 群組中的對話內容，並將資料傳送至 </w:t>
+      </w:r>
+      <w:r>
+        <w:rPr>
+          <w:rFonts w:eastAsia="標楷體"/>
+        </w:rPr>
+        <w:t xml:space="preserve">AI </w:t>
+      </w:r>
+      <w:r>
+        <w:rPr>
+          <w:rFonts w:eastAsia="標楷體" w:hint="eastAsia"/>
+        </w:rPr>
+        <w:t>介入判定</w:t>
+      </w:r>
+      <w:r>
+        <w:rPr>
+          <w:rFonts w:ascii="標楷體" w:eastAsia="標楷體" w:hAnsi="標楷體" w:cs="新細明體" w:hint="eastAsia"/>
+          <w:kern w:val="0"/>
+          <w:szCs w:val="24"/>
+        </w:rPr>
+        <w:t>進行分析，再依情境判斷結果決定是否主動介入與回覆。版本控制方面，專案目前使用 GitHub 管理程式碼與開發歷程，以利多人協作、版本追蹤與功能整合。</w:t>
+      </w:r>
+    </w:p>
+    <w:p>
+      <w:pPr>
+        <w:pStyle w:val="a9"/>
+        <w:snapToGrid w:val="0"/>
+        <w:spacing w:beforeLines="50" w:before="180" w:afterLines="50" w:after="180"/>
+        <w:ind w:left="0" w:firstLineChars="200" w:firstLine="480"/>
+        <w:jc w:val="both"/>
+        <w:rPr>
+          <w:rFonts w:ascii="標楷體" w:eastAsia="標楷體" w:hAnsi="標楷體" w:cs="新細明體"/>
+          <w:kern w:val="0"/>
+          <w:szCs w:val="24"/>
+        </w:rPr>
+      </w:pPr>
+      <w:r>
+        <w:rPr>
+          <w:rFonts w:ascii="標楷體" w:eastAsia="標楷體" w:hAnsi="標楷體" w:cs="新細明體" w:hint="eastAsia"/>
+          <w:kern w:val="0"/>
+          <w:szCs w:val="24"/>
+        </w:rPr>
+        <w:t xml:space="preserve">資料儲存部分，目前系統已預留資料庫擴充架構，未來可依需求導入資料庫功能，用於儲存推薦資料、使用紀錄、系統設定或外部查詢結果。整體而言，本系統之使用環境以 Python、OpenAI API、LINE Bot 與 GitHub 為核心，符合目前 LINE 群組 </w:t>
+      </w:r>
+      <w:r>
+        <w:rPr>
+          <w:rFonts w:eastAsia="標楷體"/>
+        </w:rPr>
+        <w:t xml:space="preserve">AI </w:t>
+      </w:r>
+      <w:r>
+        <w:rPr>
+          <w:rFonts w:eastAsia="標楷體" w:hint="eastAsia"/>
+        </w:rPr>
+        <w:t>介入判定</w:t>
+      </w:r>
+      <w:r>
+        <w:rPr>
+          <w:rFonts w:ascii="標楷體" w:eastAsia="標楷體" w:hAnsi="標楷體" w:cs="新細明體" w:hint="eastAsia"/>
+          <w:kern w:val="0"/>
+          <w:szCs w:val="24"/>
+        </w:rPr>
+        <w:t>原型開發與後續功能擴充之需求。</w:t>
       </w:r>
     </w:p>
     <w:p>
@@ -1612,7 +1906,8 @@
         </w:tabs>
         <w:snapToGrid w:val="0"/>
         <w:spacing w:line="360" w:lineRule="auto"/>
-        <w:ind w:left="482" w:hanging="482"/>
+        <w:ind w:left="0" w:firstLine="0"/>
+        <w:jc w:val="both"/>
         <w:rPr>
           <w:rFonts w:eastAsia="標楷體"/>
           <w:b/>
@@ -1631,7 +1926,9 @@
     <w:p>
       <w:pPr>
         <w:pStyle w:val="Web"/>
-        <w:ind w:leftChars="280" w:left="672"/>
+        <w:snapToGrid w:val="0"/>
+        <w:spacing w:beforeLines="50" w:before="180" w:beforeAutospacing="0" w:afterLines="50" w:after="180" w:afterAutospacing="0"/>
+        <w:ind w:firstLineChars="200" w:firstLine="480"/>
         <w:jc w:val="both"/>
         <w:rPr>
           <w:rFonts w:ascii="標楷體" w:eastAsia="標楷體" w:hAnsi="標楷體"/>
@@ -1647,7 +1944,9 @@
     <w:p>
       <w:pPr>
         <w:pStyle w:val="Web"/>
-        <w:ind w:leftChars="280" w:left="672"/>
+        <w:snapToGrid w:val="0"/>
+        <w:spacing w:beforeLines="50" w:before="180" w:beforeAutospacing="0" w:afterLines="50" w:after="180" w:afterAutospacing="0"/>
+        <w:ind w:firstLineChars="200" w:firstLine="480"/>
         <w:jc w:val="both"/>
         <w:rPr>
           <w:rFonts w:ascii="標楷體" w:eastAsia="標楷體" w:hAnsi="標楷體"/>
@@ -1666,12 +1965,17 @@
         <w:snapToGrid w:val="0"/>
         <w:spacing w:line="360" w:lineRule="auto"/>
         <w:ind w:leftChars="280" w:left="672" w:firstLineChars="100" w:firstLine="240"/>
+        <w:jc w:val="both"/>
         <w:rPr>
           <w:rFonts w:ascii="標楷體" w:eastAsia="標楷體" w:hAnsi="標楷體"/>
         </w:rPr>
       </w:pPr>
     </w:p>
-    <w:p/>
+    <w:p>
+      <w:pPr>
+        <w:jc w:val="both"/>
+      </w:pPr>
+    </w:p>
     <w:sectPr>
       <w:footerReference w:type="default" r:id="rId7"/>
       <w:pgSz w:w="11906" w:h="16838"/>
@@ -1869,6 +2173,121 @@
     </w:lvl>
   </w:abstractNum>
   <w:abstractNum w:abstractNumId="1" w15:restartNumberingAfterBreak="0">
+    <w:nsid w:val="0EBC7D04"/>
+    <w:multiLevelType w:val="hybridMultilevel"/>
+    <w:tmpl w:val="2E3C2A3C"/>
+    <w:lvl w:ilvl="0" w:tplc="DC705E88">
+      <w:start w:val="1"/>
+      <w:numFmt w:val="bullet"/>
+      <w:lvlText w:val=""/>
+      <w:lvlJc w:val="left"/>
+      <w:pPr>
+        <w:ind w:left="1202" w:hanging="482"/>
+      </w:pPr>
+      <w:rPr>
+        <w:rFonts w:ascii="Wingdings" w:hAnsi="Wingdings" w:hint="default"/>
+        <w:sz w:val="24"/>
+        <w:szCs w:val="24"/>
+      </w:rPr>
+    </w:lvl>
+    <w:lvl w:ilvl="1" w:tplc="04090003" w:tentative="1">
+      <w:start w:val="1"/>
+      <w:numFmt w:val="bullet"/>
+      <w:lvlText w:val=""/>
+      <w:lvlJc w:val="left"/>
+      <w:pPr>
+        <w:ind w:left="960" w:hanging="480"/>
+      </w:pPr>
+      <w:rPr>
+        <w:rFonts w:ascii="Wingdings" w:hAnsi="Wingdings" w:hint="default"/>
+      </w:rPr>
+    </w:lvl>
+    <w:lvl w:ilvl="2" w:tplc="04090005" w:tentative="1">
+      <w:start w:val="1"/>
+      <w:numFmt w:val="bullet"/>
+      <w:lvlText w:val=""/>
+      <w:lvlJc w:val="left"/>
+      <w:pPr>
+        <w:ind w:left="1440" w:hanging="480"/>
+      </w:pPr>
+      <w:rPr>
+        <w:rFonts w:ascii="Wingdings" w:hAnsi="Wingdings" w:hint="default"/>
+      </w:rPr>
+    </w:lvl>
+    <w:lvl w:ilvl="3" w:tplc="04090001" w:tentative="1">
+      <w:start w:val="1"/>
+      <w:numFmt w:val="bullet"/>
+      <w:lvlText w:val=""/>
+      <w:lvlJc w:val="left"/>
+      <w:pPr>
+        <w:ind w:left="1920" w:hanging="480"/>
+      </w:pPr>
+      <w:rPr>
+        <w:rFonts w:ascii="Wingdings" w:hAnsi="Wingdings" w:hint="default"/>
+      </w:rPr>
+    </w:lvl>
+    <w:lvl w:ilvl="4" w:tplc="04090003" w:tentative="1">
+      <w:start w:val="1"/>
+      <w:numFmt w:val="bullet"/>
+      <w:lvlText w:val=""/>
+      <w:lvlJc w:val="left"/>
+      <w:pPr>
+        <w:ind w:left="2400" w:hanging="480"/>
+      </w:pPr>
+      <w:rPr>
+        <w:rFonts w:ascii="Wingdings" w:hAnsi="Wingdings" w:hint="default"/>
+      </w:rPr>
+    </w:lvl>
+    <w:lvl w:ilvl="5" w:tplc="04090005" w:tentative="1">
+      <w:start w:val="1"/>
+      <w:numFmt w:val="bullet"/>
+      <w:lvlText w:val=""/>
+      <w:lvlJc w:val="left"/>
+      <w:pPr>
+        <w:ind w:left="2880" w:hanging="480"/>
+      </w:pPr>
+      <w:rPr>
+        <w:rFonts w:ascii="Wingdings" w:hAnsi="Wingdings" w:hint="default"/>
+      </w:rPr>
+    </w:lvl>
+    <w:lvl w:ilvl="6" w:tplc="04090001" w:tentative="1">
+      <w:start w:val="1"/>
+      <w:numFmt w:val="bullet"/>
+      <w:lvlText w:val=""/>
+      <w:lvlJc w:val="left"/>
+      <w:pPr>
+        <w:ind w:left="3360" w:hanging="480"/>
+      </w:pPr>
+      <w:rPr>
+        <w:rFonts w:ascii="Wingdings" w:hAnsi="Wingdings" w:hint="default"/>
+      </w:rPr>
+    </w:lvl>
+    <w:lvl w:ilvl="7" w:tplc="04090003" w:tentative="1">
+      <w:start w:val="1"/>
+      <w:numFmt w:val="bullet"/>
+      <w:lvlText w:val=""/>
+      <w:lvlJc w:val="left"/>
+      <w:pPr>
+        <w:ind w:left="3840" w:hanging="480"/>
+      </w:pPr>
+      <w:rPr>
+        <w:rFonts w:ascii="Wingdings" w:hAnsi="Wingdings" w:hint="default"/>
+      </w:rPr>
+    </w:lvl>
+    <w:lvl w:ilvl="8" w:tplc="04090005" w:tentative="1">
+      <w:start w:val="1"/>
+      <w:numFmt w:val="bullet"/>
+      <w:lvlText w:val=""/>
+      <w:lvlJc w:val="left"/>
+      <w:pPr>
+        <w:ind w:left="4320" w:hanging="480"/>
+      </w:pPr>
+      <w:rPr>
+        <w:rFonts w:ascii="Wingdings" w:hAnsi="Wingdings" w:hint="default"/>
+      </w:rPr>
+    </w:lvl>
+  </w:abstractNum>
+  <w:abstractNum w:abstractNumId="2" w15:restartNumberingAfterBreak="0">
     <w:nsid w:val="1BA9643E"/>
     <w:multiLevelType w:val="multilevel"/>
     <w:tmpl w:val="E25ED1AE"/>
@@ -1981,7 +2400,7 @@
       </w:pPr>
     </w:lvl>
   </w:abstractNum>
-  <w:abstractNum w:abstractNumId="2" w15:restartNumberingAfterBreak="0">
+  <w:abstractNum w:abstractNumId="3" w15:restartNumberingAfterBreak="0">
     <w:nsid w:val="37377F7F"/>
     <w:multiLevelType w:val="hybridMultilevel"/>
     <w:tmpl w:val="28803836"/>
@@ -2094,7 +2513,7 @@
       </w:rPr>
     </w:lvl>
   </w:abstractNum>
-  <w:abstractNum w:abstractNumId="3" w15:restartNumberingAfterBreak="0">
+  <w:abstractNum w:abstractNumId="4" w15:restartNumberingAfterBreak="0">
     <w:nsid w:val="38CE6309"/>
     <w:multiLevelType w:val="singleLevel"/>
     <w:tmpl w:val="025E2D7A"/>
@@ -2115,7 +2534,7 @@
       </w:rPr>
     </w:lvl>
   </w:abstractNum>
-  <w:abstractNum w:abstractNumId="4" w15:restartNumberingAfterBreak="0">
+  <w:abstractNum w:abstractNumId="5" w15:restartNumberingAfterBreak="0">
     <w:nsid w:val="644F0A1F"/>
     <w:multiLevelType w:val="multilevel"/>
     <w:tmpl w:val="14B843CC"/>
@@ -2228,7 +2647,7 @@
       </w:pPr>
     </w:lvl>
   </w:abstractNum>
-  <w:abstractNum w:abstractNumId="5" w15:restartNumberingAfterBreak="0">
+  <w:abstractNum w:abstractNumId="6" w15:restartNumberingAfterBreak="0">
     <w:nsid w:val="69AC2F59"/>
     <w:multiLevelType w:val="hybridMultilevel"/>
     <w:tmpl w:val="6344A126"/>
@@ -2314,7 +2733,7 @@
       </w:pPr>
     </w:lvl>
   </w:abstractNum>
-  <w:abstractNum w:abstractNumId="6" w15:restartNumberingAfterBreak="0">
+  <w:abstractNum w:abstractNumId="7" w15:restartNumberingAfterBreak="0">
     <w:nsid w:val="7F860F92"/>
     <w:multiLevelType w:val="multilevel"/>
     <w:tmpl w:val="EA1494D4"/>
@@ -2428,25 +2847,28 @@
     </w:lvl>
   </w:abstractNum>
   <w:num w:numId="1" w16cid:durableId="1916158886">
-    <w:abstractNumId w:val="3"/>
+    <w:abstractNumId w:val="4"/>
   </w:num>
   <w:num w:numId="2" w16cid:durableId="969632718">
-    <w:abstractNumId w:val="4"/>
+    <w:abstractNumId w:val="5"/>
   </w:num>
   <w:num w:numId="3" w16cid:durableId="465709685">
-    <w:abstractNumId w:val="6"/>
+    <w:abstractNumId w:val="7"/>
   </w:num>
   <w:num w:numId="4" w16cid:durableId="1052005149">
-    <w:abstractNumId w:val="1"/>
+    <w:abstractNumId w:val="2"/>
   </w:num>
   <w:num w:numId="5" w16cid:durableId="734670126">
     <w:abstractNumId w:val="0"/>
   </w:num>
   <w:num w:numId="6" w16cid:durableId="1719623018">
-    <w:abstractNumId w:val="5"/>
+    <w:abstractNumId w:val="6"/>
   </w:num>
   <w:num w:numId="7" w16cid:durableId="1604722887">
-    <w:abstractNumId w:val="2"/>
+    <w:abstractNumId w:val="3"/>
+  </w:num>
+  <w:num w:numId="8" w16cid:durableId="45105816">
+    <w:abstractNumId w:val="1"/>
   </w:num>
 </w:numbering>
 </file>
@@ -2988,6 +3410,16 @@
       <w:kern w:val="0"/>
     </w:rPr>
   </w:style>
+  <w:style w:type="paragraph" w:styleId="aa">
+    <w:name w:val="List Paragraph"/>
+    <w:basedOn w:val="a"/>
+    <w:uiPriority w:val="34"/>
+    <w:qFormat/>
+    <w:rsid w:val="00333633"/>
+    <w:pPr>
+      <w:ind w:leftChars="200" w:left="480"/>
+    </w:pPr>
+  </w:style>
 </w:styles>
 </file>
 
